--- a/7-manuals/SaborExpress_Manual_de_Usuario.docx
+++ b/7-manuals/SaborExpress_Manual_de_Usuario.docx
@@ -4,21 +4,75 @@
   <w:body>
     <w:p>
       <w:pPr>
-        <w:spacing w:before="3100" w:line="480" w:lineRule="auto"/>
+        <w:spacing w:before="1100"/>
         <w:jc w:val="center"/>
       </w:pPr>
       <w:r>
+        <w:drawing>
+          <wp:inline>
+            <wp:extent cx="4389120" cy="2501042"/>
+            <wp:docPr id="54" name="Picture 54"/>
+            <wp:cNvGraphicFramePr>
+              <a:graphicFrameLocks noChangeAspect="1"/>
+            </wp:cNvGraphicFramePr>
+            <a:graphic>
+              <a:graphicData uri="http://schemas.openxmlformats.org/drawingml/2006/picture">
+                <pic:pic>
+                  <pic:nvPicPr>
+                    <pic:cNvPr id="0" name="SaborExpress_logo_transparente.png"/>
+                    <pic:cNvPicPr/>
+                  </pic:nvPicPr>
+                  <pic:blipFill>
+                    <a:blip r:embed="rId9"/>
+                    <a:stretch>
+                      <a:fillRect/>
+                    </a:stretch>
+                  </pic:blipFill>
+                  <pic:spPr>
+                    <a:xfrm>
+                      <a:off x="0" y="0"/>
+                      <a:ext cx="4389120" cy="2501042"/>
+                    </a:xfrm>
+                    <a:prstGeom prst="rect"/>
+                  </pic:spPr>
+                </pic:pic>
+              </a:graphicData>
+            </a:graphic>
+          </wp:inline>
+        </w:drawing>
+      </w:r>
+    </w:p>
+    <w:p>
+      <w:pPr>
+        <w:spacing w:before="900" w:after="500"/>
+        <w:jc w:val="center"/>
+      </w:pPr>
+      <w:r>
         <w:rPr>
           <w:rFonts w:ascii="Times New Roman" w:hAnsi="Times New Roman"/>
           <w:b/>
-          <w:sz w:val="28"/>
+          <w:sz w:val="34"/>
         </w:rPr>
         <w:t>06 Manual de usuario final SaborExpress</w:t>
       </w:r>
     </w:p>
     <w:p>
       <w:pPr>
-        <w:spacing w:line="480" w:lineRule="auto"/>
+        <w:spacing w:after="160"/>
+        <w:jc w:val="center"/>
+      </w:pPr>
+      <w:r>
+        <w:rPr>
+          <w:rFonts w:ascii="Times New Roman" w:hAnsi="Times New Roman"/>
+          <w:b/>
+          <w:sz w:val="24"/>
+        </w:rPr>
+        <w:t>SABOREXPRESS — PROYECTO DE SOFTWARE</w:t>
+      </w:r>
+    </w:p>
+    <w:p>
+      <w:pPr>
+        <w:spacing w:after="160"/>
         <w:jc w:val="center"/>
       </w:pPr>
       <w:r>
@@ -26,12 +80,12 @@
           <w:rFonts w:ascii="Times New Roman" w:hAnsi="Times New Roman"/>
           <w:sz w:val="24"/>
         </w:rPr>
-        <w:t>Equipo de desarrollo SaborExpress</w:t>
-      </w:r>
-    </w:p>
-    <w:p>
-      <w:pPr>
-        <w:spacing w:line="480" w:lineRule="auto"/>
+        <w:t>Yerson Stiven Cuellar Rubiano</w:t>
+      </w:r>
+    </w:p>
+    <w:p>
+      <w:pPr>
+        <w:spacing w:after="160"/>
         <w:jc w:val="center"/>
       </w:pPr>
       <w:r>
@@ -39,12 +93,12 @@
           <w:rFonts w:ascii="Times New Roman" w:hAnsi="Times New Roman"/>
           <w:sz w:val="24"/>
         </w:rPr>
-        <w:t>Filiación institucional y autores individuales: por confirmar</w:t>
-      </w:r>
-    </w:p>
-    <w:p>
-      <w:pPr>
-        <w:spacing w:line="480" w:lineRule="auto"/>
+        <w:t>Ficha de formación: 3145555</w:t>
+      </w:r>
+    </w:p>
+    <w:p>
+      <w:pPr>
+        <w:spacing w:after="160"/>
         <w:jc w:val="center"/>
       </w:pPr>
       <w:r>
@@ -52,12 +106,12 @@
           <w:rFonts w:ascii="Times New Roman" w:hAnsi="Times New Roman"/>
           <w:sz w:val="24"/>
         </w:rPr>
-        <w:t>Estudio académico de ingeniería de software y documentación</w:t>
-      </w:r>
-    </w:p>
-    <w:p>
-      <w:pPr>
-        <w:spacing w:line="480" w:lineRule="auto"/>
+        <w:t>Expediente técnico y académico — APA 7</w:t>
+      </w:r>
+    </w:p>
+    <w:p>
+      <w:pPr>
+        <w:spacing w:after="160"/>
         <w:jc w:val="center"/>
       </w:pPr>
       <w:r>
@@ -69,29 +123,39 @@
       </w:r>
     </w:p>
     <w:p>
+      <w:pPr>
+        <w:spacing w:before="600"/>
+        <w:jc w:val="center"/>
+      </w:pPr>
+      <w:r>
+        <w:rPr>
+          <w:i/>
+        </w:rPr>
+        <w:t>Fuente documental: repositorios SaborExpressBack, SaborExpressWeb y SaborExpressMovil.</w:t>
+        <w:br/>
+        <w:t>Las pruebas no ejecutadas se identifican como pendientes.</w:t>
+      </w:r>
+    </w:p>
+    <w:p>
       <w:r>
         <w:br w:type="page"/>
       </w:r>
     </w:p>
-    <w:bookmarkStart w:id="50" w:name="manual-de-usuario-final-por-rol"/>
+    <w:bookmarkStart w:id="55" w:name="manual-de-usuario-final-por-rol"/>
     <w:p>
       <w:pPr>
         <w:pStyle w:val="Heading1"/>
         <w:keepNext/>
-        <w:ind w:firstLine="0"/>
-      </w:pPr>
-      <w:r>
-        <w:rPr>
-          <w:color w:val="000000"/>
-        </w:rPr>
+        <w:spacing w:line="264" w:lineRule="auto"/>
+      </w:pPr>
+      <w:r>
         <w:t xml:space="preserve">Manual de usuario final por rol</w:t>
       </w:r>
     </w:p>
     <w:p>
       <w:pPr>
         <w:pStyle w:val="FirstParagraph"/>
-        <w:spacing w:line="480" w:lineRule="auto" w:after="0"/>
-        <w:ind w:firstLine="720"/>
+        <w:spacing w:line="396" w:lineRule="auto" w:after="100"/>
       </w:pPr>
       <w:r>
         <w:rPr>
@@ -114,7 +178,39 @@
           <w:b/>
           <w:bCs/>
         </w:rPr>
-        <w:t xml:space="preserve">Fecha de corte:</w:t>
+        <w:t xml:space="preserve">Autor / integrante:</w:t>
+      </w:r>
+      <w:r>
+        <w:t xml:space="preserve"> </w:t>
+      </w:r>
+      <w:r>
+        <w:t xml:space="preserve">Yerson Stiven Cuellar Rubiano |</w:t>
+      </w:r>
+      <w:r>
+        <w:t xml:space="preserve"> </w:t>
+      </w:r>
+      <w:r>
+        <w:rPr>
+          <w:b/>
+          <w:bCs/>
+        </w:rPr>
+        <w:t xml:space="preserve">Ficha:</w:t>
+      </w:r>
+      <w:r>
+        <w:t xml:space="preserve"> </w:t>
+      </w:r>
+      <w:r>
+        <w:t xml:space="preserve">3145555 |</w:t>
+      </w:r>
+      <w:r>
+        <w:t xml:space="preserve"> </w:t>
+      </w:r>
+      <w:r>
+        <w:rPr>
+          <w:b/>
+          <w:bCs/>
+        </w:rPr>
+        <w:t xml:space="preserve">Fecha:</w:t>
       </w:r>
       <w:r>
         <w:t xml:space="preserve"> </w:t>
@@ -130,36 +226,19 @@
           <w:b/>
           <w:bCs/>
         </w:rPr>
-        <w:t xml:space="preserve">Versión:</w:t>
-      </w:r>
-      <w:r>
-        <w:t xml:space="preserve"> </w:t>
-      </w:r>
-      <w:r>
-        <w:t xml:space="preserve">2.0 |</w:t>
-      </w:r>
-      <w:r>
-        <w:t xml:space="preserve"> </w:t>
-      </w:r>
-      <w:r>
-        <w:rPr>
-          <w:b/>
-          <w:bCs/>
-        </w:rPr>
-        <w:t xml:space="preserve">Tipo:</w:t>
-      </w:r>
-      <w:r>
-        <w:t xml:space="preserve"> </w:t>
-      </w:r>
-      <w:r>
-        <w:t xml:space="preserve">Documento técnico y académico</w:t>
-      </w:r>
-    </w:p>
-    <w:p>
-      <w:pPr>
-        <w:pStyle w:val="BodyText"/>
-        <w:spacing w:line="480" w:lineRule="auto" w:after="0"/>
-        <w:ind w:firstLine="720"/>
+        <w:t xml:space="preserve">Versión documental:</w:t>
+      </w:r>
+      <w:r>
+        <w:t xml:space="preserve"> </w:t>
+      </w:r>
+      <w:r>
+        <w:t xml:space="preserve">4.0</w:t>
+      </w:r>
+    </w:p>
+    <w:p>
+      <w:pPr>
+        <w:pStyle w:val="BodyText"/>
+        <w:spacing w:line="396" w:lineRule="auto" w:after="100"/>
       </w:pPr>
       <w:r>
         <w:rPr>
@@ -180,20 +259,16 @@
       <w:pPr>
         <w:pStyle w:val="Heading2"/>
         <w:keepNext/>
-        <w:ind w:firstLine="0"/>
-      </w:pPr>
-      <w:r>
-        <w:rPr>
-          <w:color w:val="000000"/>
-        </w:rPr>
+        <w:spacing w:line="264" w:lineRule="auto"/>
+      </w:pPr>
+      <w:r>
         <w:t xml:space="preserve">1. Introducción y condiciones</w:t>
       </w:r>
     </w:p>
     <w:p>
       <w:pPr>
         <w:pStyle w:val="FirstParagraph"/>
-        <w:spacing w:line="480" w:lineRule="auto" w:after="0"/>
-        <w:ind w:firstLine="720"/>
+        <w:spacing w:line="396" w:lineRule="auto" w:after="100"/>
       </w:pPr>
       <w:r>
         <w:t xml:space="preserve">Este manual describe recorridos funcionales inferidos de pantallas identificadas y endpoints. Nombres y ubicación exacta de botones pueden variar y necesitan capturas de la versión final. Para ingresar se requieren credenciales personales autorizadas; no se proporcionan usuarios compartidos ni contraseñas por defecto.</w:t>
@@ -205,20 +280,16 @@
       <w:pPr>
         <w:pStyle w:val="Heading2"/>
         <w:keepNext/>
-        <w:ind w:firstLine="0"/>
-      </w:pPr>
-      <w:r>
-        <w:rPr>
-          <w:color w:val="000000"/>
-        </w:rPr>
+        <w:spacing w:line="264" w:lineRule="auto"/>
+      </w:pPr>
+      <w:r>
         <w:t xml:space="preserve">2. Cliente (móvil)</w:t>
       </w:r>
     </w:p>
     <w:p>
       <w:pPr>
         <w:pStyle w:val="FirstParagraph"/>
-        <w:spacing w:line="480" w:lineRule="auto" w:after="0"/>
-        <w:ind w:firstLine="720"/>
+        <w:spacing w:line="396" w:lineRule="auto" w:after="100"/>
       </w:pPr>
       <w:r>
         <w:rPr>
@@ -353,20 +424,16 @@
       <w:pPr>
         <w:pStyle w:val="Heading2"/>
         <w:keepNext/>
-        <w:ind w:firstLine="0"/>
-      </w:pPr>
-      <w:r>
-        <w:rPr>
-          <w:color w:val="000000"/>
-        </w:rPr>
+        <w:spacing w:line="264" w:lineRule="auto"/>
+      </w:pPr>
+      <w:r>
         <w:t xml:space="preserve">3. Cajero y mesero</w:t>
       </w:r>
     </w:p>
     <w:p>
       <w:pPr>
         <w:pStyle w:val="FirstParagraph"/>
-        <w:spacing w:line="480" w:lineRule="auto" w:after="0"/>
-        <w:ind w:firstLine="720"/>
+        <w:spacing w:line="396" w:lineRule="auto" w:after="100"/>
       </w:pPr>
       <w:r>
         <w:t xml:space="preserve">Iniciar sesión con rol correspondiente y turno válido; acceder a pedidos/mesas; verificar sede y mesa; registrar pedido y sus productos; confirmar observaciones de cocina; cuando corresponda, registrar pago o presentar QR; al cerrar turno, revisar operaciones propias. Si un pago Wompi está pendiente, no marcar arbitrariamente el pedido como pagado.</w:t>
@@ -378,20 +445,16 @@
       <w:pPr>
         <w:pStyle w:val="Heading2"/>
         <w:keepNext/>
-        <w:ind w:firstLine="0"/>
-      </w:pPr>
-      <w:r>
-        <w:rPr>
-          <w:color w:val="000000"/>
-        </w:rPr>
+        <w:spacing w:line="264" w:lineRule="auto"/>
+      </w:pPr>
+      <w:r>
         <w:t xml:space="preserve">4. Cocina</w:t>
       </w:r>
     </w:p>
     <w:p>
       <w:pPr>
         <w:pStyle w:val="FirstParagraph"/>
-        <w:spacing w:line="480" w:lineRule="auto" w:after="0"/>
-        <w:ind w:firstLine="720"/>
+        <w:spacing w:line="396" w:lineRule="auto" w:after="100"/>
       </w:pPr>
       <w:r>
         <w:t xml:space="preserve">Visualizar órdenes entrantes en tablero, identificar mesa, modalidad y detalle; iniciar preparación según reglas de operación; marcar ítems terminados; comunicar novedades evitando editar pagos. Si existe enlace de cocina público, controlar su caducidad y no compartirlo indiscriminadamente.</w:t>
@@ -403,20 +466,16 @@
       <w:pPr>
         <w:pStyle w:val="Heading2"/>
         <w:keepNext/>
-        <w:ind w:firstLine="0"/>
-      </w:pPr>
-      <w:r>
-        <w:rPr>
-          <w:color w:val="000000"/>
-        </w:rPr>
+        <w:spacing w:line="264" w:lineRule="auto"/>
+      </w:pPr>
+      <w:r>
         <w:t xml:space="preserve">5. Repartidor</w:t>
       </w:r>
     </w:p>
     <w:p>
       <w:pPr>
         <w:pStyle w:val="FirstParagraph"/>
-        <w:spacing w:line="480" w:lineRule="auto" w:after="0"/>
-        <w:ind w:firstLine="720"/>
+        <w:spacing w:line="396" w:lineRule="auto" w:after="100"/>
       </w:pPr>
       <w:r>
         <w:t xml:space="preserve">Acceder al panel de entregas asignadas; revisar dirección y contacto solo en el alcance necesario; aceptar o marcar estado conforme al flujo; entregar sin compartir datos personales; reportar incidente mediante canal organizacional. No manipular órdenes de otros repartidores.</w:t>
@@ -428,20 +487,16 @@
       <w:pPr>
         <w:pStyle w:val="Heading2"/>
         <w:keepNext/>
-        <w:ind w:firstLine="0"/>
-      </w:pPr>
-      <w:r>
-        <w:rPr>
-          <w:color w:val="000000"/>
-        </w:rPr>
+        <w:spacing w:line="264" w:lineRule="auto"/>
+      </w:pPr>
+      <w:r>
         <w:t xml:space="preserve">6. Administrador de sede</w:t>
       </w:r>
     </w:p>
     <w:p>
       <w:pPr>
         <w:pStyle w:val="FirstParagraph"/>
-        <w:spacing w:line="480" w:lineRule="auto" w:after="0"/>
-        <w:ind w:firstLine="720"/>
+        <w:spacing w:line="396" w:lineRule="auto" w:after="100"/>
       </w:pPr>
       <w:r>
         <w:t xml:space="preserve">Acceder al panel Next.js; administrar personal, horarios, catálogo, productos, mesas, pedidos y repartos según sus permisos. Verificar siempre la sede activa antes de hacer cambios. Consultar reportes disponibles sin inferir ingresos adicionales que no estén registrados.</w:t>
@@ -453,20 +508,16 @@
       <w:pPr>
         <w:pStyle w:val="Heading2"/>
         <w:keepNext/>
-        <w:ind w:firstLine="0"/>
-      </w:pPr>
-      <w:r>
-        <w:rPr>
-          <w:color w:val="000000"/>
-        </w:rPr>
+        <w:spacing w:line="264" w:lineRule="auto"/>
+      </w:pPr>
+      <w:r>
         <w:t xml:space="preserve">7. Gerente</w:t>
       </w:r>
     </w:p>
     <w:p>
       <w:pPr>
         <w:pStyle w:val="FirstParagraph"/>
-        <w:spacing w:line="480" w:lineRule="auto" w:after="0"/>
-        <w:ind w:firstLine="720"/>
+        <w:spacing w:line="396" w:lineRule="auto" w:after="100"/>
       </w:pPr>
       <w:r>
         <w:t xml:space="preserve">Gestionar sedes y supervisar la operación permitida. Revisar acceso a reportes, pagos, empleados y entregas. Antes de eliminar un elemento, comprobar implicaciones en historial y auditoría.</w:t>
@@ -478,12 +529,9 @@
       <w:pPr>
         <w:pStyle w:val="Heading2"/>
         <w:keepNext/>
-        <w:ind w:firstLine="0"/>
-      </w:pPr>
-      <w:r>
-        <w:rPr>
-          <w:color w:val="000000"/>
-        </w:rPr>
+        <w:spacing w:line="264" w:lineRule="auto"/>
+      </w:pPr>
+      <w:r>
         <w:t xml:space="preserve">8. Problemas frecuentes</w:t>
       </w:r>
     </w:p>
@@ -492,7 +540,7 @@
         <w:tblStyle w:val="Table"/>
         <w:tblW w:type="pct" w:w="5000"/>
         <w:jc w:val="left"/>
-        <w:tblLayout w:type="fixed"/>
+        <w:tblLayout w:type="autofit"/>
         <w:tblLook w:firstRow="1" w:lastRow="0" w:firstColumn="0" w:lastColumn="0" w:noHBand="0" w:noVBand="0" w:val="0020"/>
       </w:tblPr>
       <w:tblGrid>
@@ -510,14 +558,14 @@
           <w:p>
             <w:pPr>
               <w:pStyle w:val="Compact"/>
-              <w:spacing w:line="240" w:lineRule="auto" w:after="0"/>
+              <w:spacing w:line="240" w:lineRule="auto" w:after="20"/>
               <w:ind w:firstLine="0"/>
               <w:jc w:val="left"/>
             </w:pPr>
             <w:r>
               <w:rPr>
-                <w:rFonts w:ascii="Times New Roman" w:hAnsi="Times New Roman"/>
-                <w:sz w:val="18"/>
+                <w:b/>
+                <w:sz w:val="17"/>
               </w:rPr>
               <w:t xml:space="preserve">Situación</w:t>
             </w:r>
@@ -528,14 +576,14 @@
           <w:p>
             <w:pPr>
               <w:pStyle w:val="Compact"/>
-              <w:spacing w:line="240" w:lineRule="auto" w:after="0"/>
+              <w:spacing w:line="240" w:lineRule="auto" w:after="20"/>
               <w:ind w:firstLine="0"/>
               <w:jc w:val="left"/>
             </w:pPr>
             <w:r>
               <w:rPr>
-                <w:rFonts w:ascii="Times New Roman" w:hAnsi="Times New Roman"/>
-                <w:sz w:val="18"/>
+                <w:b/>
+                <w:sz w:val="17"/>
               </w:rPr>
               <w:t xml:space="preserve">Acción del usuario</w:t>
             </w:r>
@@ -546,14 +594,14 @@
           <w:p>
             <w:pPr>
               <w:pStyle w:val="Compact"/>
-              <w:spacing w:line="240" w:lineRule="auto" w:after="0"/>
+              <w:spacing w:line="240" w:lineRule="auto" w:after="20"/>
               <w:ind w:firstLine="0"/>
               <w:jc w:val="left"/>
             </w:pPr>
             <w:r>
               <w:rPr>
-                <w:rFonts w:ascii="Times New Roman" w:hAnsi="Times New Roman"/>
-                <w:sz w:val="18"/>
+                <w:b/>
+                <w:sz w:val="17"/>
               </w:rPr>
               <w:t xml:space="preserve">Escalamiento</w:t>
             </w:r>
@@ -566,14 +614,13 @@
           <w:p>
             <w:pPr>
               <w:pStyle w:val="Compact"/>
-              <w:spacing w:line="240" w:lineRule="auto" w:after="0"/>
+              <w:spacing w:line="240" w:lineRule="auto" w:after="20"/>
               <w:ind w:firstLine="0"/>
               <w:jc w:val="left"/>
             </w:pPr>
             <w:r>
               <w:rPr>
-                <w:rFonts w:ascii="Times New Roman" w:hAnsi="Times New Roman"/>
-                <w:sz w:val="18"/>
+                <w:sz w:val="17"/>
               </w:rPr>
               <w:t xml:space="preserve">No entra a su cuenta</w:t>
             </w:r>
@@ -584,14 +631,13 @@
           <w:p>
             <w:pPr>
               <w:pStyle w:val="Compact"/>
-              <w:spacing w:line="240" w:lineRule="auto" w:after="0"/>
+              <w:spacing w:line="240" w:lineRule="auto" w:after="20"/>
               <w:ind w:firstLine="0"/>
               <w:jc w:val="left"/>
             </w:pPr>
             <w:r>
               <w:rPr>
-                <w:rFonts w:ascii="Times New Roman" w:hAnsi="Times New Roman"/>
-                <w:sz w:val="18"/>
+                <w:sz w:val="17"/>
               </w:rPr>
               <w:t xml:space="preserve">Revisar correo/clave, recuperación y activación</w:t>
             </w:r>
@@ -602,14 +648,13 @@
           <w:p>
             <w:pPr>
               <w:pStyle w:val="Compact"/>
-              <w:spacing w:line="240" w:lineRule="auto" w:after="0"/>
+              <w:spacing w:line="240" w:lineRule="auto" w:after="20"/>
               <w:ind w:firstLine="0"/>
               <w:jc w:val="left"/>
             </w:pPr>
             <w:r>
               <w:rPr>
-                <w:rFonts w:ascii="Times New Roman" w:hAnsi="Times New Roman"/>
-                <w:sz w:val="18"/>
+                <w:sz w:val="17"/>
               </w:rPr>
               <w:t xml:space="preserve">Soporte con hora y mensaje de error</w:t>
             </w:r>
@@ -622,14 +667,13 @@
           <w:p>
             <w:pPr>
               <w:pStyle w:val="Compact"/>
-              <w:spacing w:line="240" w:lineRule="auto" w:after="0"/>
+              <w:spacing w:line="240" w:lineRule="auto" w:after="20"/>
               <w:ind w:firstLine="0"/>
               <w:jc w:val="left"/>
             </w:pPr>
             <w:r>
               <w:rPr>
-                <w:rFonts w:ascii="Times New Roman" w:hAnsi="Times New Roman"/>
-                <w:sz w:val="18"/>
+                <w:sz w:val="17"/>
               </w:rPr>
               <w:t xml:space="preserve">Pedido no aparece</w:t>
             </w:r>
@@ -640,14 +684,13 @@
           <w:p>
             <w:pPr>
               <w:pStyle w:val="Compact"/>
-              <w:spacing w:line="240" w:lineRule="auto" w:after="0"/>
+              <w:spacing w:line="240" w:lineRule="auto" w:after="20"/>
               <w:ind w:firstLine="0"/>
               <w:jc w:val="left"/>
             </w:pPr>
             <w:r>
               <w:rPr>
-                <w:rFonts w:ascii="Times New Roman" w:hAnsi="Times New Roman"/>
-                <w:sz w:val="18"/>
+                <w:sz w:val="17"/>
               </w:rPr>
               <w:t xml:space="preserve">Comprobar sede y sincronizar consulta</w:t>
             </w:r>
@@ -658,14 +701,13 @@
           <w:p>
             <w:pPr>
               <w:pStyle w:val="Compact"/>
-              <w:spacing w:line="240" w:lineRule="auto" w:after="0"/>
+              <w:spacing w:line="240" w:lineRule="auto" w:after="20"/>
               <w:ind w:firstLine="0"/>
               <w:jc w:val="left"/>
             </w:pPr>
             <w:r>
               <w:rPr>
-                <w:rFonts w:ascii="Times New Roman" w:hAnsi="Times New Roman"/>
-                <w:sz w:val="18"/>
+                <w:sz w:val="17"/>
               </w:rPr>
               <w:t xml:space="preserve">Caja/soporte con ID de pedido</w:t>
             </w:r>
@@ -678,14 +720,13 @@
           <w:p>
             <w:pPr>
               <w:pStyle w:val="Compact"/>
-              <w:spacing w:line="240" w:lineRule="auto" w:after="0"/>
+              <w:spacing w:line="240" w:lineRule="auto" w:after="20"/>
               <w:ind w:firstLine="0"/>
               <w:jc w:val="left"/>
             </w:pPr>
             <w:r>
               <w:rPr>
-                <w:rFonts w:ascii="Times New Roman" w:hAnsi="Times New Roman"/>
-                <w:sz w:val="18"/>
+                <w:sz w:val="17"/>
               </w:rPr>
               <w:t xml:space="preserve">Pago pendiente</w:t>
             </w:r>
@@ -696,14 +737,13 @@
           <w:p>
             <w:pPr>
               <w:pStyle w:val="Compact"/>
-              <w:spacing w:line="240" w:lineRule="auto" w:after="0"/>
+              <w:spacing w:line="240" w:lineRule="auto" w:after="20"/>
               <w:ind w:firstLine="0"/>
               <w:jc w:val="left"/>
             </w:pPr>
             <w:r>
               <w:rPr>
-                <w:rFonts w:ascii="Times New Roman" w:hAnsi="Times New Roman"/>
-                <w:sz w:val="18"/>
+                <w:sz w:val="17"/>
               </w:rPr>
               <w:t xml:space="preserve">No repetir cobro automáticamente; esperar conciliación</w:t>
             </w:r>
@@ -714,14 +754,13 @@
           <w:p>
             <w:pPr>
               <w:pStyle w:val="Compact"/>
-              <w:spacing w:line="240" w:lineRule="auto" w:after="0"/>
+              <w:spacing w:line="240" w:lineRule="auto" w:after="20"/>
               <w:ind w:firstLine="0"/>
               <w:jc w:val="left"/>
             </w:pPr>
             <w:r>
               <w:rPr>
-                <w:rFonts w:ascii="Times New Roman" w:hAnsi="Times New Roman"/>
-                <w:sz w:val="18"/>
+                <w:sz w:val="17"/>
               </w:rPr>
               <w:t xml:space="preserve">Caja/soporte, sin compartir token</w:t>
             </w:r>
@@ -734,14 +773,13 @@
           <w:p>
             <w:pPr>
               <w:pStyle w:val="Compact"/>
-              <w:spacing w:line="240" w:lineRule="auto" w:after="0"/>
+              <w:spacing w:line="240" w:lineRule="auto" w:after="20"/>
               <w:ind w:firstLine="0"/>
               <w:jc w:val="left"/>
             </w:pPr>
             <w:r>
               <w:rPr>
-                <w:rFonts w:ascii="Times New Roman" w:hAnsi="Times New Roman"/>
-                <w:sz w:val="18"/>
+                <w:sz w:val="17"/>
               </w:rPr>
               <w:t xml:space="preserve">No llegan notificaciones</w:t>
             </w:r>
@@ -752,14 +790,13 @@
           <w:p>
             <w:pPr>
               <w:pStyle w:val="Compact"/>
-              <w:spacing w:line="240" w:lineRule="auto" w:after="0"/>
+              <w:spacing w:line="240" w:lineRule="auto" w:after="20"/>
               <w:ind w:firstLine="0"/>
               <w:jc w:val="left"/>
             </w:pPr>
             <w:r>
               <w:rPr>
-                <w:rFonts w:ascii="Times New Roman" w:hAnsi="Times New Roman"/>
-                <w:sz w:val="18"/>
+                <w:sz w:val="17"/>
               </w:rPr>
               <w:t xml:space="preserve">Ver permisos, red y sesión</w:t>
             </w:r>
@@ -770,14 +807,13 @@
           <w:p>
             <w:pPr>
               <w:pStyle w:val="Compact"/>
-              <w:spacing w:line="240" w:lineRule="auto" w:after="0"/>
+              <w:spacing w:line="240" w:lineRule="auto" w:after="20"/>
               <w:ind w:firstLine="0"/>
               <w:jc w:val="left"/>
             </w:pPr>
             <w:r>
               <w:rPr>
-                <w:rFonts w:ascii="Times New Roman" w:hAnsi="Times New Roman"/>
-                <w:sz w:val="18"/>
+                <w:sz w:val="17"/>
               </w:rPr>
               <w:t xml:space="preserve">Soporte con versión del dispositivo</w:t>
             </w:r>
@@ -790,14 +826,13 @@
           <w:p>
             <w:pPr>
               <w:pStyle w:val="Compact"/>
-              <w:spacing w:line="240" w:lineRule="auto" w:after="0"/>
+              <w:spacing w:line="240" w:lineRule="auto" w:after="20"/>
               <w:ind w:firstLine="0"/>
               <w:jc w:val="left"/>
             </w:pPr>
             <w:r>
               <w:rPr>
-                <w:rFonts w:ascii="Times New Roman" w:hAnsi="Times New Roman"/>
-                <w:sz w:val="18"/>
+                <w:sz w:val="17"/>
               </w:rPr>
               <w:t xml:space="preserve">No aparece repartidor</w:t>
             </w:r>
@@ -808,14 +843,13 @@
           <w:p>
             <w:pPr>
               <w:pStyle w:val="Compact"/>
-              <w:spacing w:line="240" w:lineRule="auto" w:after="0"/>
+              <w:spacing w:line="240" w:lineRule="auto" w:after="20"/>
               <w:ind w:firstLine="0"/>
               <w:jc w:val="left"/>
             </w:pPr>
             <w:r>
               <w:rPr>
-                <w:rFonts w:ascii="Times New Roman" w:hAnsi="Times New Roman"/>
-                <w:sz w:val="18"/>
+                <w:sz w:val="17"/>
               </w:rPr>
               <w:t xml:space="preserve">Consultar asignación de la sede</w:t>
             </w:r>
@@ -826,14 +860,13 @@
           <w:p>
             <w:pPr>
               <w:pStyle w:val="Compact"/>
-              <w:spacing w:line="240" w:lineRule="auto" w:after="0"/>
+              <w:spacing w:line="240" w:lineRule="auto" w:after="20"/>
               <w:ind w:firstLine="0"/>
               <w:jc w:val="left"/>
             </w:pPr>
             <w:r>
               <w:rPr>
-                <w:rFonts w:ascii="Times New Roman" w:hAnsi="Times New Roman"/>
-                <w:sz w:val="18"/>
+                <w:sz w:val="17"/>
               </w:rPr>
               <w:t xml:space="preserve">Administrador</w:t>
             </w:r>
@@ -846,14 +879,13 @@
           <w:p>
             <w:pPr>
               <w:pStyle w:val="Compact"/>
-              <w:spacing w:line="240" w:lineRule="auto" w:after="0"/>
+              <w:spacing w:line="240" w:lineRule="auto" w:after="20"/>
               <w:ind w:firstLine="0"/>
               <w:jc w:val="left"/>
             </w:pPr>
             <w:r>
               <w:rPr>
-                <w:rFonts w:ascii="Times New Roman" w:hAnsi="Times New Roman"/>
-                <w:sz w:val="18"/>
+                <w:sz w:val="17"/>
               </w:rPr>
               <w:t xml:space="preserve">Producto agotado</w:t>
             </w:r>
@@ -864,14 +896,13 @@
           <w:p>
             <w:pPr>
               <w:pStyle w:val="Compact"/>
-              <w:spacing w:line="240" w:lineRule="auto" w:after="0"/>
+              <w:spacing w:line="240" w:lineRule="auto" w:after="20"/>
               <w:ind w:firstLine="0"/>
               <w:jc w:val="left"/>
             </w:pPr>
             <w:r>
               <w:rPr>
-                <w:rFonts w:ascii="Times New Roman" w:hAnsi="Times New Roman"/>
-                <w:sz w:val="18"/>
+                <w:sz w:val="17"/>
               </w:rPr>
               <w:t xml:space="preserve">No confirmar sustituciones sin cliente</w:t>
             </w:r>
@@ -882,14 +913,13 @@
           <w:p>
             <w:pPr>
               <w:pStyle w:val="Compact"/>
-              <w:spacing w:line="240" w:lineRule="auto" w:after="0"/>
+              <w:spacing w:line="240" w:lineRule="auto" w:after="20"/>
               <w:ind w:firstLine="0"/>
               <w:jc w:val="left"/>
             </w:pPr>
             <w:r>
               <w:rPr>
-                <w:rFonts w:ascii="Times New Roman" w:hAnsi="Times New Roman"/>
-                <w:sz w:val="18"/>
+                <w:sz w:val="17"/>
               </w:rPr>
               <w:t xml:space="preserve">Cocina y caja</w:t>
             </w:r>
@@ -903,20 +933,16 @@
       <w:pPr>
         <w:pStyle w:val="Heading2"/>
         <w:keepNext/>
-        <w:ind w:firstLine="0"/>
-      </w:pPr>
-      <w:r>
-        <w:rPr>
-          <w:color w:val="000000"/>
-        </w:rPr>
+        <w:spacing w:line="264" w:lineRule="auto"/>
+      </w:pPr>
+      <w:r>
         <w:t xml:space="preserve">9. Privacidad y uso responsable</w:t>
       </w:r>
     </w:p>
     <w:p>
       <w:pPr>
         <w:pStyle w:val="FirstParagraph"/>
-        <w:spacing w:line="480" w:lineRule="auto" w:after="0"/>
-        <w:ind w:firstLine="720"/>
+        <w:spacing w:line="396" w:lineRule="auto" w:after="100"/>
       </w:pPr>
       <w:r>
         <w:t xml:space="preserve">No compartir claves, documentos de clientes ni capturas con información privada en grupos externos. Cerrar sesión en equipos compartidos. Reportar cambios no reconocidos en pedidos y pagos. No usar información ficticia como si fuera evidencia de ventas reales.</w:t>
@@ -928,20 +954,16 @@
       <w:pPr>
         <w:pStyle w:val="Heading2"/>
         <w:keepNext/>
-        <w:ind w:firstLine="0"/>
-      </w:pPr>
-      <w:r>
-        <w:rPr>
-          <w:color w:val="000000"/>
-        </w:rPr>
+        <w:spacing w:line="264" w:lineRule="auto"/>
+      </w:pPr>
+      <w:r>
         <w:t xml:space="preserve">8. Procedimientos detallados por perfil</w:t>
       </w:r>
     </w:p>
     <w:p>
       <w:pPr>
         <w:pStyle w:val="FirstParagraph"/>
-        <w:spacing w:line="480" w:lineRule="auto" w:after="0"/>
-        <w:ind w:firstLine="720"/>
+        <w:spacing w:line="396" w:lineRule="auto" w:after="100"/>
       </w:pPr>
       <w:r>
         <w:t xml:space="preserve">Esta guía utiliza los roles identificados en backend y componentes web/móvil. Los nombres de botones pueden variar por versión; las instrucciones se basan en flujos funcionales respaldados por controladores y no sustituyen una validación con capturas actualizadas.</w:t>
@@ -952,20 +974,16 @@
       <w:pPr>
         <w:pStyle w:val="Heading3"/>
         <w:keepNext/>
-        <w:ind w:firstLine="0"/>
-      </w:pPr>
-      <w:r>
-        <w:rPr>
-          <w:color w:val="000000"/>
-        </w:rPr>
+        <w:spacing w:line="264" w:lineRule="auto"/>
+      </w:pPr>
+      <w:r>
         <w:t xml:space="preserve">U01. Registro e ingreso</w:t>
       </w:r>
     </w:p>
     <w:p>
       <w:pPr>
         <w:pStyle w:val="FirstParagraph"/>
-        <w:spacing w:line="480" w:lineRule="auto" w:after="0"/>
-        <w:ind w:firstLine="720"/>
+        <w:spacing w:line="396" w:lineRule="auto" w:after="100"/>
       </w:pPr>
       <w:r>
         <w:rPr>
@@ -1000,8 +1018,7 @@
     <w:p>
       <w:pPr>
         <w:pStyle w:val="BodyText"/>
-        <w:spacing w:line="480" w:lineRule="auto" w:after="0"/>
-        <w:ind w:firstLine="720"/>
+        <w:spacing w:line="396" w:lineRule="auto" w:after="100"/>
       </w:pPr>
       <w:r>
         <w:rPr>
@@ -1020,8 +1037,7 @@
     <w:p>
       <w:pPr>
         <w:pStyle w:val="BodyText"/>
-        <w:spacing w:line="480" w:lineRule="auto" w:after="0"/>
-        <w:ind w:firstLine="720"/>
+        <w:spacing w:line="396" w:lineRule="auto" w:after="100"/>
       </w:pPr>
       <w:r>
         <w:rPr>
@@ -1040,8 +1056,7 @@
     <w:p>
       <w:pPr>
         <w:pStyle w:val="BodyText"/>
-        <w:spacing w:line="480" w:lineRule="auto" w:after="0"/>
-        <w:ind w:firstLine="720"/>
+        <w:spacing w:line="396" w:lineRule="auto" w:after="100"/>
       </w:pPr>
       <w:r>
         <w:rPr>
@@ -1079,20 +1094,16 @@
       <w:pPr>
         <w:pStyle w:val="Heading3"/>
         <w:keepNext/>
-        <w:ind w:firstLine="0"/>
-      </w:pPr>
-      <w:r>
-        <w:rPr>
-          <w:color w:val="000000"/>
-        </w:rPr>
+        <w:spacing w:line="264" w:lineRule="auto"/>
+      </w:pPr>
+      <w:r>
         <w:t xml:space="preserve">U02. Consultar sedes y carta</w:t>
       </w:r>
     </w:p>
     <w:p>
       <w:pPr>
         <w:pStyle w:val="FirstParagraph"/>
-        <w:spacing w:line="480" w:lineRule="auto" w:after="0"/>
-        <w:ind w:firstLine="720"/>
+        <w:spacing w:line="396" w:lineRule="auto" w:after="100"/>
       </w:pPr>
       <w:r>
         <w:rPr>
@@ -1127,8 +1138,7 @@
     <w:p>
       <w:pPr>
         <w:pStyle w:val="BodyText"/>
-        <w:spacing w:line="480" w:lineRule="auto" w:after="0"/>
-        <w:ind w:firstLine="720"/>
+        <w:spacing w:line="396" w:lineRule="auto" w:after="100"/>
       </w:pPr>
       <w:r>
         <w:rPr>
@@ -1147,8 +1157,7 @@
     <w:p>
       <w:pPr>
         <w:pStyle w:val="BodyText"/>
-        <w:spacing w:line="480" w:lineRule="auto" w:after="0"/>
-        <w:ind w:firstLine="720"/>
+        <w:spacing w:line="396" w:lineRule="auto" w:after="100"/>
       </w:pPr>
       <w:r>
         <w:rPr>
@@ -1167,8 +1176,7 @@
     <w:p>
       <w:pPr>
         <w:pStyle w:val="BodyText"/>
-        <w:spacing w:line="480" w:lineRule="auto" w:after="0"/>
-        <w:ind w:firstLine="720"/>
+        <w:spacing w:line="396" w:lineRule="auto" w:after="100"/>
       </w:pPr>
       <w:r>
         <w:rPr>
@@ -1206,20 +1214,16 @@
       <w:pPr>
         <w:pStyle w:val="Heading3"/>
         <w:keepNext/>
-        <w:ind w:firstLine="0"/>
-      </w:pPr>
-      <w:r>
-        <w:rPr>
-          <w:color w:val="000000"/>
-        </w:rPr>
+        <w:spacing w:line="264" w:lineRule="auto"/>
+      </w:pPr>
+      <w:r>
         <w:t xml:space="preserve">U03. Crear pedido</w:t>
       </w:r>
     </w:p>
     <w:p>
       <w:pPr>
         <w:pStyle w:val="FirstParagraph"/>
-        <w:spacing w:line="480" w:lineRule="auto" w:after="0"/>
-        <w:ind w:firstLine="720"/>
+        <w:spacing w:line="396" w:lineRule="auto" w:after="100"/>
       </w:pPr>
       <w:r>
         <w:rPr>
@@ -1254,8 +1258,7 @@
     <w:p>
       <w:pPr>
         <w:pStyle w:val="BodyText"/>
-        <w:spacing w:line="480" w:lineRule="auto" w:after="0"/>
-        <w:ind w:firstLine="720"/>
+        <w:spacing w:line="396" w:lineRule="auto" w:after="100"/>
       </w:pPr>
       <w:r>
         <w:rPr>
@@ -1274,8 +1277,7 @@
     <w:p>
       <w:pPr>
         <w:pStyle w:val="BodyText"/>
-        <w:spacing w:line="480" w:lineRule="auto" w:after="0"/>
-        <w:ind w:firstLine="720"/>
+        <w:spacing w:line="396" w:lineRule="auto" w:after="100"/>
       </w:pPr>
       <w:r>
         <w:rPr>
@@ -1294,8 +1296,7 @@
     <w:p>
       <w:pPr>
         <w:pStyle w:val="BodyText"/>
-        <w:spacing w:line="480" w:lineRule="auto" w:after="0"/>
-        <w:ind w:firstLine="720"/>
+        <w:spacing w:line="396" w:lineRule="auto" w:after="100"/>
       </w:pPr>
       <w:r>
         <w:rPr>
@@ -1333,20 +1334,16 @@
       <w:pPr>
         <w:pStyle w:val="Heading3"/>
         <w:keepNext/>
-        <w:ind w:firstLine="0"/>
-      </w:pPr>
-      <w:r>
-        <w:rPr>
-          <w:color w:val="000000"/>
-        </w:rPr>
+        <w:spacing w:line="264" w:lineRule="auto"/>
+      </w:pPr>
+      <w:r>
         <w:t xml:space="preserve">U04. Pagar Wompi</w:t>
       </w:r>
     </w:p>
     <w:p>
       <w:pPr>
         <w:pStyle w:val="FirstParagraph"/>
-        <w:spacing w:line="480" w:lineRule="auto" w:after="0"/>
-        <w:ind w:firstLine="720"/>
+        <w:spacing w:line="396" w:lineRule="auto" w:after="100"/>
       </w:pPr>
       <w:r>
         <w:rPr>
@@ -1381,8 +1378,7 @@
     <w:p>
       <w:pPr>
         <w:pStyle w:val="BodyText"/>
-        <w:spacing w:line="480" w:lineRule="auto" w:after="0"/>
-        <w:ind w:firstLine="720"/>
+        <w:spacing w:line="396" w:lineRule="auto" w:after="100"/>
       </w:pPr>
       <w:r>
         <w:rPr>
@@ -1401,8 +1397,7 @@
     <w:p>
       <w:pPr>
         <w:pStyle w:val="BodyText"/>
-        <w:spacing w:line="480" w:lineRule="auto" w:after="0"/>
-        <w:ind w:firstLine="720"/>
+        <w:spacing w:line="396" w:lineRule="auto" w:after="100"/>
       </w:pPr>
       <w:r>
         <w:rPr>
@@ -1421,8 +1416,7 @@
     <w:p>
       <w:pPr>
         <w:pStyle w:val="BodyText"/>
-        <w:spacing w:line="480" w:lineRule="auto" w:after="0"/>
-        <w:ind w:firstLine="720"/>
+        <w:spacing w:line="396" w:lineRule="auto" w:after="100"/>
       </w:pPr>
       <w:r>
         <w:rPr>
@@ -1460,20 +1454,16 @@
       <w:pPr>
         <w:pStyle w:val="Heading3"/>
         <w:keepNext/>
-        <w:ind w:firstLine="0"/>
-      </w:pPr>
-      <w:r>
-        <w:rPr>
-          <w:color w:val="000000"/>
-        </w:rPr>
+        <w:spacing w:line="264" w:lineRule="auto"/>
+      </w:pPr>
+      <w:r>
         <w:t xml:space="preserve">U05. Cancelar pedido propio</w:t>
       </w:r>
     </w:p>
     <w:p>
       <w:pPr>
         <w:pStyle w:val="FirstParagraph"/>
-        <w:spacing w:line="480" w:lineRule="auto" w:after="0"/>
-        <w:ind w:firstLine="720"/>
+        <w:spacing w:line="396" w:lineRule="auto" w:after="100"/>
       </w:pPr>
       <w:r>
         <w:rPr>
@@ -1508,8 +1498,7 @@
     <w:p>
       <w:pPr>
         <w:pStyle w:val="BodyText"/>
-        <w:spacing w:line="480" w:lineRule="auto" w:after="0"/>
-        <w:ind w:firstLine="720"/>
+        <w:spacing w:line="396" w:lineRule="auto" w:after="100"/>
       </w:pPr>
       <w:r>
         <w:rPr>
@@ -1528,8 +1517,7 @@
     <w:p>
       <w:pPr>
         <w:pStyle w:val="BodyText"/>
-        <w:spacing w:line="480" w:lineRule="auto" w:after="0"/>
-        <w:ind w:firstLine="720"/>
+        <w:spacing w:line="396" w:lineRule="auto" w:after="100"/>
       </w:pPr>
       <w:r>
         <w:rPr>
@@ -1548,8 +1536,7 @@
     <w:p>
       <w:pPr>
         <w:pStyle w:val="BodyText"/>
-        <w:spacing w:line="480" w:lineRule="auto" w:after="0"/>
-        <w:ind w:firstLine="720"/>
+        <w:spacing w:line="396" w:lineRule="auto" w:after="100"/>
       </w:pPr>
       <w:r>
         <w:rPr>
@@ -1587,20 +1574,16 @@
       <w:pPr>
         <w:pStyle w:val="Heading3"/>
         <w:keepNext/>
-        <w:ind w:firstLine="0"/>
-      </w:pPr>
-      <w:r>
-        <w:rPr>
-          <w:color w:val="000000"/>
-        </w:rPr>
+        <w:spacing w:line="264" w:lineRule="auto"/>
+      </w:pPr>
+      <w:r>
         <w:t xml:space="preserve">U06. Consultar entrega y calificar</w:t>
       </w:r>
     </w:p>
     <w:p>
       <w:pPr>
         <w:pStyle w:val="FirstParagraph"/>
-        <w:spacing w:line="480" w:lineRule="auto" w:after="0"/>
-        <w:ind w:firstLine="720"/>
+        <w:spacing w:line="396" w:lineRule="auto" w:after="100"/>
       </w:pPr>
       <w:r>
         <w:rPr>
@@ -1635,8 +1618,7 @@
     <w:p>
       <w:pPr>
         <w:pStyle w:val="BodyText"/>
-        <w:spacing w:line="480" w:lineRule="auto" w:after="0"/>
-        <w:ind w:firstLine="720"/>
+        <w:spacing w:line="396" w:lineRule="auto" w:after="100"/>
       </w:pPr>
       <w:r>
         <w:rPr>
@@ -1655,8 +1637,7 @@
     <w:p>
       <w:pPr>
         <w:pStyle w:val="BodyText"/>
-        <w:spacing w:line="480" w:lineRule="auto" w:after="0"/>
-        <w:ind w:firstLine="720"/>
+        <w:spacing w:line="396" w:lineRule="auto" w:after="100"/>
       </w:pPr>
       <w:r>
         <w:rPr>
@@ -1675,8 +1656,7 @@
     <w:p>
       <w:pPr>
         <w:pStyle w:val="BodyText"/>
-        <w:spacing w:line="480" w:lineRule="auto" w:after="0"/>
-        <w:ind w:firstLine="720"/>
+        <w:spacing w:line="396" w:lineRule="auto" w:after="100"/>
       </w:pPr>
       <w:r>
         <w:rPr>
@@ -1714,20 +1694,16 @@
       <w:pPr>
         <w:pStyle w:val="Heading3"/>
         <w:keepNext/>
-        <w:ind w:firstLine="0"/>
-      </w:pPr>
-      <w:r>
-        <w:rPr>
-          <w:color w:val="000000"/>
-        </w:rPr>
+        <w:spacing w:line="264" w:lineRule="auto"/>
+      </w:pPr>
+      <w:r>
         <w:t xml:space="preserve">U07. Ingresar y activar turno</w:t>
       </w:r>
     </w:p>
     <w:p>
       <w:pPr>
         <w:pStyle w:val="FirstParagraph"/>
-        <w:spacing w:line="480" w:lineRule="auto" w:after="0"/>
-        <w:ind w:firstLine="720"/>
+        <w:spacing w:line="396" w:lineRule="auto" w:after="100"/>
       </w:pPr>
       <w:r>
         <w:rPr>
@@ -1762,8 +1738,7 @@
     <w:p>
       <w:pPr>
         <w:pStyle w:val="BodyText"/>
-        <w:spacing w:line="480" w:lineRule="auto" w:after="0"/>
-        <w:ind w:firstLine="720"/>
+        <w:spacing w:line="396" w:lineRule="auto" w:after="100"/>
       </w:pPr>
       <w:r>
         <w:rPr>
@@ -1782,8 +1757,7 @@
     <w:p>
       <w:pPr>
         <w:pStyle w:val="BodyText"/>
-        <w:spacing w:line="480" w:lineRule="auto" w:after="0"/>
-        <w:ind w:firstLine="720"/>
+        <w:spacing w:line="396" w:lineRule="auto" w:after="100"/>
       </w:pPr>
       <w:r>
         <w:rPr>
@@ -1802,8 +1776,7 @@
     <w:p>
       <w:pPr>
         <w:pStyle w:val="BodyText"/>
-        <w:spacing w:line="480" w:lineRule="auto" w:after="0"/>
-        <w:ind w:firstLine="720"/>
+        <w:spacing w:line="396" w:lineRule="auto" w:after="100"/>
       </w:pPr>
       <w:r>
         <w:rPr>
@@ -1841,20 +1814,16 @@
       <w:pPr>
         <w:pStyle w:val="Heading3"/>
         <w:keepNext/>
-        <w:ind w:firstLine="0"/>
-      </w:pPr>
-      <w:r>
-        <w:rPr>
-          <w:color w:val="000000"/>
-        </w:rPr>
+        <w:spacing w:line="264" w:lineRule="auto"/>
+      </w:pPr>
+      <w:r>
         <w:t xml:space="preserve">U08. Crear cobro presencial</w:t>
       </w:r>
     </w:p>
     <w:p>
       <w:pPr>
         <w:pStyle w:val="FirstParagraph"/>
-        <w:spacing w:line="480" w:lineRule="auto" w:after="0"/>
-        <w:ind w:firstLine="720"/>
+        <w:spacing w:line="396" w:lineRule="auto" w:after="100"/>
       </w:pPr>
       <w:r>
         <w:rPr>
@@ -1889,8 +1858,7 @@
     <w:p>
       <w:pPr>
         <w:pStyle w:val="BodyText"/>
-        <w:spacing w:line="480" w:lineRule="auto" w:after="0"/>
-        <w:ind w:firstLine="720"/>
+        <w:spacing w:line="396" w:lineRule="auto" w:after="100"/>
       </w:pPr>
       <w:r>
         <w:rPr>
@@ -1909,8 +1877,7 @@
     <w:p>
       <w:pPr>
         <w:pStyle w:val="BodyText"/>
-        <w:spacing w:line="480" w:lineRule="auto" w:after="0"/>
-        <w:ind w:firstLine="720"/>
+        <w:spacing w:line="396" w:lineRule="auto" w:after="100"/>
       </w:pPr>
       <w:r>
         <w:rPr>
@@ -1929,8 +1896,7 @@
     <w:p>
       <w:pPr>
         <w:pStyle w:val="BodyText"/>
-        <w:spacing w:line="480" w:lineRule="auto" w:after="0"/>
-        <w:ind w:firstLine="720"/>
+        <w:spacing w:line="396" w:lineRule="auto" w:after="100"/>
       </w:pPr>
       <w:r>
         <w:rPr>
@@ -1968,20 +1934,16 @@
       <w:pPr>
         <w:pStyle w:val="Heading3"/>
         <w:keepNext/>
-        <w:ind w:firstLine="0"/>
-      </w:pPr>
-      <w:r>
-        <w:rPr>
-          <w:color w:val="000000"/>
-        </w:rPr>
+        <w:spacing w:line="264" w:lineRule="auto"/>
+      </w:pPr>
+      <w:r>
         <w:t xml:space="preserve">U09. Crear cobro QR</w:t>
       </w:r>
     </w:p>
     <w:p>
       <w:pPr>
         <w:pStyle w:val="FirstParagraph"/>
-        <w:spacing w:line="480" w:lineRule="auto" w:after="0"/>
-        <w:ind w:firstLine="720"/>
+        <w:spacing w:line="396" w:lineRule="auto" w:after="100"/>
       </w:pPr>
       <w:r>
         <w:rPr>
@@ -2016,8 +1978,7 @@
     <w:p>
       <w:pPr>
         <w:pStyle w:val="BodyText"/>
-        <w:spacing w:line="480" w:lineRule="auto" w:after="0"/>
-        <w:ind w:firstLine="720"/>
+        <w:spacing w:line="396" w:lineRule="auto" w:after="100"/>
       </w:pPr>
       <w:r>
         <w:rPr>
@@ -2036,8 +1997,7 @@
     <w:p>
       <w:pPr>
         <w:pStyle w:val="BodyText"/>
-        <w:spacing w:line="480" w:lineRule="auto" w:after="0"/>
-        <w:ind w:firstLine="720"/>
+        <w:spacing w:line="396" w:lineRule="auto" w:after="100"/>
       </w:pPr>
       <w:r>
         <w:rPr>
@@ -2056,8 +2016,7 @@
     <w:p>
       <w:pPr>
         <w:pStyle w:val="BodyText"/>
-        <w:spacing w:line="480" w:lineRule="auto" w:after="0"/>
-        <w:ind w:firstLine="720"/>
+        <w:spacing w:line="396" w:lineRule="auto" w:after="100"/>
       </w:pPr>
       <w:r>
         <w:rPr>
@@ -2095,20 +2054,16 @@
       <w:pPr>
         <w:pStyle w:val="Heading3"/>
         <w:keepNext/>
-        <w:ind w:firstLine="0"/>
-      </w:pPr>
-      <w:r>
-        <w:rPr>
-          <w:color w:val="000000"/>
-        </w:rPr>
+        <w:spacing w:line="264" w:lineRule="auto"/>
+      </w:pPr>
+      <w:r>
         <w:t xml:space="preserve">U10. Revisar cierre de turno</w:t>
       </w:r>
     </w:p>
     <w:p>
       <w:pPr>
         <w:pStyle w:val="FirstParagraph"/>
-        <w:spacing w:line="480" w:lineRule="auto" w:after="0"/>
-        <w:ind w:firstLine="720"/>
+        <w:spacing w:line="396" w:lineRule="auto" w:after="100"/>
       </w:pPr>
       <w:r>
         <w:rPr>
@@ -2143,8 +2098,7 @@
     <w:p>
       <w:pPr>
         <w:pStyle w:val="BodyText"/>
-        <w:spacing w:line="480" w:lineRule="auto" w:after="0"/>
-        <w:ind w:firstLine="720"/>
+        <w:spacing w:line="396" w:lineRule="auto" w:after="100"/>
       </w:pPr>
       <w:r>
         <w:rPr>
@@ -2163,8 +2117,7 @@
     <w:p>
       <w:pPr>
         <w:pStyle w:val="BodyText"/>
-        <w:spacing w:line="480" w:lineRule="auto" w:after="0"/>
-        <w:ind w:firstLine="720"/>
+        <w:spacing w:line="396" w:lineRule="auto" w:after="100"/>
       </w:pPr>
       <w:r>
         <w:rPr>
@@ -2183,8 +2136,7 @@
     <w:p>
       <w:pPr>
         <w:pStyle w:val="BodyText"/>
-        <w:spacing w:line="480" w:lineRule="auto" w:after="0"/>
-        <w:ind w:firstLine="720"/>
+        <w:spacing w:line="396" w:lineRule="auto" w:after="100"/>
       </w:pPr>
       <w:r>
         <w:rPr>
@@ -2222,20 +2174,16 @@
       <w:pPr>
         <w:pStyle w:val="Heading3"/>
         <w:keepNext/>
-        <w:ind w:firstLine="0"/>
-      </w:pPr>
-      <w:r>
-        <w:rPr>
-          <w:color w:val="000000"/>
-        </w:rPr>
+        <w:spacing w:line="264" w:lineRule="auto"/>
+      </w:pPr>
+      <w:r>
         <w:t xml:space="preserve">U11. Administrar mesa</w:t>
       </w:r>
     </w:p>
     <w:p>
       <w:pPr>
         <w:pStyle w:val="FirstParagraph"/>
-        <w:spacing w:line="480" w:lineRule="auto" w:after="0"/>
-        <w:ind w:firstLine="720"/>
+        <w:spacing w:line="396" w:lineRule="auto" w:after="100"/>
       </w:pPr>
       <w:r>
         <w:rPr>
@@ -2270,8 +2218,7 @@
     <w:p>
       <w:pPr>
         <w:pStyle w:val="BodyText"/>
-        <w:spacing w:line="480" w:lineRule="auto" w:after="0"/>
-        <w:ind w:firstLine="720"/>
+        <w:spacing w:line="396" w:lineRule="auto" w:after="100"/>
       </w:pPr>
       <w:r>
         <w:rPr>
@@ -2290,8 +2237,7 @@
     <w:p>
       <w:pPr>
         <w:pStyle w:val="BodyText"/>
-        <w:spacing w:line="480" w:lineRule="auto" w:after="0"/>
-        <w:ind w:firstLine="720"/>
+        <w:spacing w:line="396" w:lineRule="auto" w:after="100"/>
       </w:pPr>
       <w:r>
         <w:rPr>
@@ -2310,8 +2256,7 @@
     <w:p>
       <w:pPr>
         <w:pStyle w:val="BodyText"/>
-        <w:spacing w:line="480" w:lineRule="auto" w:after="0"/>
-        <w:ind w:firstLine="720"/>
+        <w:spacing w:line="396" w:lineRule="auto" w:after="100"/>
       </w:pPr>
       <w:r>
         <w:rPr>
@@ -2349,20 +2294,16 @@
       <w:pPr>
         <w:pStyle w:val="Heading3"/>
         <w:keepNext/>
-        <w:ind w:firstLine="0"/>
-      </w:pPr>
-      <w:r>
-        <w:rPr>
-          <w:color w:val="000000"/>
-        </w:rPr>
+        <w:spacing w:line="264" w:lineRule="auto"/>
+      </w:pPr>
+      <w:r>
         <w:t xml:space="preserve">U12. Seguir cola de pedidos</w:t>
       </w:r>
     </w:p>
     <w:p>
       <w:pPr>
         <w:pStyle w:val="FirstParagraph"/>
-        <w:spacing w:line="480" w:lineRule="auto" w:after="0"/>
-        <w:ind w:firstLine="720"/>
+        <w:spacing w:line="396" w:lineRule="auto" w:after="100"/>
       </w:pPr>
       <w:r>
         <w:rPr>
@@ -2397,8 +2338,7 @@
     <w:p>
       <w:pPr>
         <w:pStyle w:val="BodyText"/>
-        <w:spacing w:line="480" w:lineRule="auto" w:after="0"/>
-        <w:ind w:firstLine="720"/>
+        <w:spacing w:line="396" w:lineRule="auto" w:after="100"/>
       </w:pPr>
       <w:r>
         <w:rPr>
@@ -2417,8 +2357,7 @@
     <w:p>
       <w:pPr>
         <w:pStyle w:val="BodyText"/>
-        <w:spacing w:line="480" w:lineRule="auto" w:after="0"/>
-        <w:ind w:firstLine="720"/>
+        <w:spacing w:line="396" w:lineRule="auto" w:after="100"/>
       </w:pPr>
       <w:r>
         <w:rPr>
@@ -2437,8 +2376,7 @@
     <w:p>
       <w:pPr>
         <w:pStyle w:val="BodyText"/>
-        <w:spacing w:line="480" w:lineRule="auto" w:after="0"/>
-        <w:ind w:firstLine="720"/>
+        <w:spacing w:line="396" w:lineRule="auto" w:after="100"/>
       </w:pPr>
       <w:r>
         <w:rPr>
@@ -2476,20 +2414,16 @@
       <w:pPr>
         <w:pStyle w:val="Heading3"/>
         <w:keepNext/>
-        <w:ind w:firstLine="0"/>
-      </w:pPr>
-      <w:r>
-        <w:rPr>
-          <w:color w:val="000000"/>
-        </w:rPr>
+        <w:spacing w:line="264" w:lineRule="auto"/>
+      </w:pPr>
+      <w:r>
         <w:t xml:space="preserve">U13. Consultar entregas propias</w:t>
       </w:r>
     </w:p>
     <w:p>
       <w:pPr>
         <w:pStyle w:val="FirstParagraph"/>
-        <w:spacing w:line="480" w:lineRule="auto" w:after="0"/>
-        <w:ind w:firstLine="720"/>
+        <w:spacing w:line="396" w:lineRule="auto" w:after="100"/>
       </w:pPr>
       <w:r>
         <w:rPr>
@@ -2524,8 +2458,7 @@
     <w:p>
       <w:pPr>
         <w:pStyle w:val="BodyText"/>
-        <w:spacing w:line="480" w:lineRule="auto" w:after="0"/>
-        <w:ind w:firstLine="720"/>
+        <w:spacing w:line="396" w:lineRule="auto" w:after="100"/>
       </w:pPr>
       <w:r>
         <w:rPr>
@@ -2544,8 +2477,7 @@
     <w:p>
       <w:pPr>
         <w:pStyle w:val="BodyText"/>
-        <w:spacing w:line="480" w:lineRule="auto" w:after="0"/>
-        <w:ind w:firstLine="720"/>
+        <w:spacing w:line="396" w:lineRule="auto" w:after="100"/>
       </w:pPr>
       <w:r>
         <w:rPr>
@@ -2564,8 +2496,7 @@
     <w:p>
       <w:pPr>
         <w:pStyle w:val="BodyText"/>
-        <w:spacing w:line="480" w:lineRule="auto" w:after="0"/>
-        <w:ind w:firstLine="720"/>
+        <w:spacing w:line="396" w:lineRule="auto" w:after="100"/>
       </w:pPr>
       <w:r>
         <w:rPr>
@@ -2603,20 +2534,16 @@
       <w:pPr>
         <w:pStyle w:val="Heading3"/>
         <w:keepNext/>
-        <w:ind w:firstLine="0"/>
-      </w:pPr>
-      <w:r>
-        <w:rPr>
-          <w:color w:val="000000"/>
-        </w:rPr>
+        <w:spacing w:line="264" w:lineRule="auto"/>
+      </w:pPr>
+      <w:r>
         <w:t xml:space="preserve">U14. Actualizar entrega</w:t>
       </w:r>
     </w:p>
     <w:p>
       <w:pPr>
         <w:pStyle w:val="FirstParagraph"/>
-        <w:spacing w:line="480" w:lineRule="auto" w:after="0"/>
-        <w:ind w:firstLine="720"/>
+        <w:spacing w:line="396" w:lineRule="auto" w:after="100"/>
       </w:pPr>
       <w:r>
         <w:rPr>
@@ -2651,8 +2578,7 @@
     <w:p>
       <w:pPr>
         <w:pStyle w:val="BodyText"/>
-        <w:spacing w:line="480" w:lineRule="auto" w:after="0"/>
-        <w:ind w:firstLine="720"/>
+        <w:spacing w:line="396" w:lineRule="auto" w:after="100"/>
       </w:pPr>
       <w:r>
         <w:rPr>
@@ -2671,8 +2597,7 @@
     <w:p>
       <w:pPr>
         <w:pStyle w:val="BodyText"/>
-        <w:spacing w:line="480" w:lineRule="auto" w:after="0"/>
-        <w:ind w:firstLine="720"/>
+        <w:spacing w:line="396" w:lineRule="auto" w:after="100"/>
       </w:pPr>
       <w:r>
         <w:rPr>
@@ -2691,8 +2616,7 @@
     <w:p>
       <w:pPr>
         <w:pStyle w:val="BodyText"/>
-        <w:spacing w:line="480" w:lineRule="auto" w:after="0"/>
-        <w:ind w:firstLine="720"/>
+        <w:spacing w:line="396" w:lineRule="auto" w:after="100"/>
       </w:pPr>
       <w:r>
         <w:rPr>
@@ -2730,20 +2654,16 @@
       <w:pPr>
         <w:pStyle w:val="Heading3"/>
         <w:keepNext/>
-        <w:ind w:firstLine="0"/>
-      </w:pPr>
-      <w:r>
-        <w:rPr>
-          <w:color w:val="000000"/>
-        </w:rPr>
+        <w:spacing w:line="264" w:lineRule="auto"/>
+      </w:pPr>
+      <w:r>
         <w:t xml:space="preserve">U15. Gestionar sede, productos y personal</w:t>
       </w:r>
     </w:p>
     <w:p>
       <w:pPr>
         <w:pStyle w:val="FirstParagraph"/>
-        <w:spacing w:line="480" w:lineRule="auto" w:after="0"/>
-        <w:ind w:firstLine="720"/>
+        <w:spacing w:line="396" w:lineRule="auto" w:after="100"/>
       </w:pPr>
       <w:r>
         <w:rPr>
@@ -2778,8 +2698,7 @@
     <w:p>
       <w:pPr>
         <w:pStyle w:val="BodyText"/>
-        <w:spacing w:line="480" w:lineRule="auto" w:after="0"/>
-        <w:ind w:firstLine="720"/>
+        <w:spacing w:line="396" w:lineRule="auto" w:after="100"/>
       </w:pPr>
       <w:r>
         <w:rPr>
@@ -2798,8 +2717,7 @@
     <w:p>
       <w:pPr>
         <w:pStyle w:val="BodyText"/>
-        <w:spacing w:line="480" w:lineRule="auto" w:after="0"/>
-        <w:ind w:firstLine="720"/>
+        <w:spacing w:line="396" w:lineRule="auto" w:after="100"/>
       </w:pPr>
       <w:r>
         <w:rPr>
@@ -2818,8 +2736,7 @@
     <w:p>
       <w:pPr>
         <w:pStyle w:val="BodyText"/>
-        <w:spacing w:line="480" w:lineRule="auto" w:after="0"/>
-        <w:ind w:firstLine="720"/>
+        <w:spacing w:line="396" w:lineRule="auto" w:after="100"/>
       </w:pPr>
       <w:r>
         <w:rPr>
@@ -2857,20 +2774,16 @@
       <w:pPr>
         <w:pStyle w:val="Heading3"/>
         <w:keepNext/>
-        <w:ind w:firstLine="0"/>
-      </w:pPr>
-      <w:r>
-        <w:rPr>
-          <w:color w:val="000000"/>
-        </w:rPr>
+        <w:spacing w:line="264" w:lineRule="auto"/>
+      </w:pPr>
+      <w:r>
         <w:t xml:space="preserve">U16. Consultar reportes y sedes</w:t>
       </w:r>
     </w:p>
     <w:p>
       <w:pPr>
         <w:pStyle w:val="FirstParagraph"/>
-        <w:spacing w:line="480" w:lineRule="auto" w:after="0"/>
-        <w:ind w:firstLine="720"/>
+        <w:spacing w:line="396" w:lineRule="auto" w:after="100"/>
       </w:pPr>
       <w:r>
         <w:rPr>
@@ -2905,8 +2818,7 @@
     <w:p>
       <w:pPr>
         <w:pStyle w:val="BodyText"/>
-        <w:spacing w:line="480" w:lineRule="auto" w:after="0"/>
-        <w:ind w:firstLine="720"/>
+        <w:spacing w:line="396" w:lineRule="auto" w:after="100"/>
       </w:pPr>
       <w:r>
         <w:rPr>
@@ -2925,8 +2837,7 @@
     <w:p>
       <w:pPr>
         <w:pStyle w:val="BodyText"/>
-        <w:spacing w:line="480" w:lineRule="auto" w:after="0"/>
-        <w:ind w:firstLine="720"/>
+        <w:spacing w:line="396" w:lineRule="auto" w:after="100"/>
       </w:pPr>
       <w:r>
         <w:rPr>
@@ -2945,8 +2856,7 @@
     <w:p>
       <w:pPr>
         <w:pStyle w:val="BodyText"/>
-        <w:spacing w:line="480" w:lineRule="auto" w:after="0"/>
-        <w:ind w:firstLine="720"/>
+        <w:spacing w:line="396" w:lineRule="auto" w:after="100"/>
       </w:pPr>
       <w:r>
         <w:rPr>
@@ -2985,12 +2895,9 @@
       <w:pPr>
         <w:pStyle w:val="Heading2"/>
         <w:keepNext/>
-        <w:ind w:firstLine="0"/>
-      </w:pPr>
-      <w:r>
-        <w:rPr>
-          <w:color w:val="000000"/>
-        </w:rPr>
+        <w:spacing w:line="264" w:lineRule="auto"/>
+      </w:pPr>
+      <w:r>
         <w:t xml:space="preserve">9. Mensajes, errores frecuentes y solución del usuario</w:t>
       </w:r>
     </w:p>
@@ -2999,7 +2906,7 @@
         <w:tblStyle w:val="Table"/>
         <w:tblW w:type="pct" w:w="5000"/>
         <w:jc w:val="left"/>
-        <w:tblLayout w:type="fixed"/>
+        <w:tblLayout w:type="autofit"/>
         <w:tblLook w:firstRow="1" w:lastRow="0" w:firstColumn="0" w:lastColumn="0" w:noHBand="0" w:noVBand="0" w:val="0020"/>
       </w:tblPr>
       <w:tblGrid>
@@ -3018,14 +2925,14 @@
           <w:p>
             <w:pPr>
               <w:pStyle w:val="Compact"/>
-              <w:spacing w:line="240" w:lineRule="auto" w:after="0"/>
+              <w:spacing w:line="240" w:lineRule="auto" w:after="20"/>
               <w:ind w:firstLine="0"/>
               <w:jc w:val="left"/>
             </w:pPr>
             <w:r>
               <w:rPr>
-                <w:rFonts w:ascii="Times New Roman" w:hAnsi="Times New Roman"/>
-                <w:sz w:val="18"/>
+                <w:b/>
+                <w:sz w:val="17"/>
               </w:rPr>
               <w:t xml:space="preserve">Mensaje o síntoma</w:t>
             </w:r>
@@ -3036,14 +2943,14 @@
           <w:p>
             <w:pPr>
               <w:pStyle w:val="Compact"/>
-              <w:spacing w:line="240" w:lineRule="auto" w:after="0"/>
+              <w:spacing w:line="240" w:lineRule="auto" w:after="20"/>
               <w:ind w:firstLine="0"/>
               <w:jc w:val="left"/>
             </w:pPr>
             <w:r>
               <w:rPr>
-                <w:rFonts w:ascii="Times New Roman" w:hAnsi="Times New Roman"/>
-                <w:sz w:val="18"/>
+                <w:b/>
+                <w:sz w:val="17"/>
               </w:rPr>
               <w:t xml:space="preserve">Significado posible</w:t>
             </w:r>
@@ -3054,14 +2961,14 @@
           <w:p>
             <w:pPr>
               <w:pStyle w:val="Compact"/>
-              <w:spacing w:line="240" w:lineRule="auto" w:after="0"/>
+              <w:spacing w:line="240" w:lineRule="auto" w:after="20"/>
               <w:ind w:firstLine="0"/>
               <w:jc w:val="left"/>
             </w:pPr>
             <w:r>
               <w:rPr>
-                <w:rFonts w:ascii="Times New Roman" w:hAnsi="Times New Roman"/>
-                <w:sz w:val="18"/>
+                <w:b/>
+                <w:sz w:val="17"/>
               </w:rPr>
               <w:t xml:space="preserve">Qué hacer</w:t>
             </w:r>
@@ -3072,14 +2979,14 @@
           <w:p>
             <w:pPr>
               <w:pStyle w:val="Compact"/>
-              <w:spacing w:line="240" w:lineRule="auto" w:after="0"/>
+              <w:spacing w:line="240" w:lineRule="auto" w:after="20"/>
               <w:ind w:firstLine="0"/>
               <w:jc w:val="left"/>
             </w:pPr>
             <w:r>
               <w:rPr>
-                <w:rFonts w:ascii="Times New Roman" w:hAnsi="Times New Roman"/>
-                <w:sz w:val="18"/>
+                <w:b/>
+                <w:sz w:val="17"/>
               </w:rPr>
               <w:t xml:space="preserve">Qué NO hacer</w:t>
             </w:r>
@@ -3092,14 +2999,13 @@
           <w:p>
             <w:pPr>
               <w:pStyle w:val="Compact"/>
-              <w:spacing w:line="240" w:lineRule="auto" w:after="0"/>
+              <w:spacing w:line="240" w:lineRule="auto" w:after="20"/>
               <w:ind w:firstLine="0"/>
               <w:jc w:val="left"/>
             </w:pPr>
             <w:r>
               <w:rPr>
-                <w:rFonts w:ascii="Times New Roman" w:hAnsi="Times New Roman"/>
-                <w:sz w:val="18"/>
+                <w:sz w:val="17"/>
               </w:rPr>
               <w:t xml:space="preserve">No autorizado</w:t>
             </w:r>
@@ -3110,14 +3016,13 @@
           <w:p>
             <w:pPr>
               <w:pStyle w:val="Compact"/>
-              <w:spacing w:line="240" w:lineRule="auto" w:after="0"/>
+              <w:spacing w:line="240" w:lineRule="auto" w:after="20"/>
               <w:ind w:firstLine="0"/>
               <w:jc w:val="left"/>
             </w:pPr>
             <w:r>
               <w:rPr>
-                <w:rFonts w:ascii="Times New Roman" w:hAnsi="Times New Roman"/>
-                <w:sz w:val="18"/>
+                <w:sz w:val="17"/>
               </w:rPr>
               <w:t xml:space="preserve">sesión ausente o expirada</w:t>
             </w:r>
@@ -3128,14 +3033,13 @@
           <w:p>
             <w:pPr>
               <w:pStyle w:val="Compact"/>
-              <w:spacing w:line="240" w:lineRule="auto" w:after="0"/>
+              <w:spacing w:line="240" w:lineRule="auto" w:after="20"/>
               <w:ind w:firstLine="0"/>
               <w:jc w:val="left"/>
             </w:pPr>
             <w:r>
               <w:rPr>
-                <w:rFonts w:ascii="Times New Roman" w:hAnsi="Times New Roman"/>
-                <w:sz w:val="18"/>
+                <w:sz w:val="17"/>
               </w:rPr>
               <w:t xml:space="preserve">ingresar otra vez por canal oficial</w:t>
             </w:r>
@@ -3146,14 +3050,13 @@
           <w:p>
             <w:pPr>
               <w:pStyle w:val="Compact"/>
-              <w:spacing w:line="240" w:lineRule="auto" w:after="0"/>
+              <w:spacing w:line="240" w:lineRule="auto" w:after="20"/>
               <w:ind w:firstLine="0"/>
               <w:jc w:val="left"/>
             </w:pPr>
             <w:r>
               <w:rPr>
-                <w:rFonts w:ascii="Times New Roman" w:hAnsi="Times New Roman"/>
-                <w:sz w:val="18"/>
+                <w:sz w:val="17"/>
               </w:rPr>
               <w:t xml:space="preserve">compartir token</w:t>
             </w:r>
@@ -3166,14 +3069,13 @@
           <w:p>
             <w:pPr>
               <w:pStyle w:val="Compact"/>
-              <w:spacing w:line="240" w:lineRule="auto" w:after="0"/>
+              <w:spacing w:line="240" w:lineRule="auto" w:after="20"/>
               <w:ind w:firstLine="0"/>
               <w:jc w:val="left"/>
             </w:pPr>
             <w:r>
               <w:rPr>
-                <w:rFonts w:ascii="Times New Roman" w:hAnsi="Times New Roman"/>
-                <w:sz w:val="18"/>
+                <w:sz w:val="17"/>
               </w:rPr>
               <w:t xml:space="preserve">Acceso prohibido</w:t>
             </w:r>
@@ -3184,14 +3086,13 @@
           <w:p>
             <w:pPr>
               <w:pStyle w:val="Compact"/>
-              <w:spacing w:line="240" w:lineRule="auto" w:after="0"/>
+              <w:spacing w:line="240" w:lineRule="auto" w:after="20"/>
               <w:ind w:firstLine="0"/>
               <w:jc w:val="left"/>
             </w:pPr>
             <w:r>
               <w:rPr>
-                <w:rFonts w:ascii="Times New Roman" w:hAnsi="Times New Roman"/>
-                <w:sz w:val="18"/>
+                <w:sz w:val="17"/>
               </w:rPr>
               <w:t xml:space="preserve">rol o sede insuficiente</w:t>
             </w:r>
@@ -3202,14 +3103,13 @@
           <w:p>
             <w:pPr>
               <w:pStyle w:val="Compact"/>
-              <w:spacing w:line="240" w:lineRule="auto" w:after="0"/>
+              <w:spacing w:line="240" w:lineRule="auto" w:after="20"/>
               <w:ind w:firstLine="0"/>
               <w:jc w:val="left"/>
             </w:pPr>
             <w:r>
               <w:rPr>
-                <w:rFonts w:ascii="Times New Roman" w:hAnsi="Times New Roman"/>
-                <w:sz w:val="18"/>
+                <w:sz w:val="17"/>
               </w:rPr>
               <w:t xml:space="preserve">solicitar permiso al administrador</w:t>
             </w:r>
@@ -3220,14 +3120,13 @@
           <w:p>
             <w:pPr>
               <w:pStyle w:val="Compact"/>
-              <w:spacing w:line="240" w:lineRule="auto" w:after="0"/>
+              <w:spacing w:line="240" w:lineRule="auto" w:after="20"/>
               <w:ind w:firstLine="0"/>
               <w:jc w:val="left"/>
             </w:pPr>
             <w:r>
               <w:rPr>
-                <w:rFonts w:ascii="Times New Roman" w:hAnsi="Times New Roman"/>
-                <w:sz w:val="18"/>
+                <w:sz w:val="17"/>
               </w:rPr>
               <w:t xml:space="preserve">usar cuenta ajena</w:t>
             </w:r>
@@ -3240,14 +3139,13 @@
           <w:p>
             <w:pPr>
               <w:pStyle w:val="Compact"/>
-              <w:spacing w:line="240" w:lineRule="auto" w:after="0"/>
+              <w:spacing w:line="240" w:lineRule="auto" w:after="20"/>
               <w:ind w:firstLine="0"/>
               <w:jc w:val="left"/>
             </w:pPr>
             <w:r>
               <w:rPr>
-                <w:rFonts w:ascii="Times New Roman" w:hAnsi="Times New Roman"/>
-                <w:sz w:val="18"/>
+                <w:sz w:val="17"/>
               </w:rPr>
               <w:t xml:space="preserve">Pedido no aparece</w:t>
             </w:r>
@@ -3258,14 +3156,13 @@
           <w:p>
             <w:pPr>
               <w:pStyle w:val="Compact"/>
-              <w:spacing w:line="240" w:lineRule="auto" w:after="0"/>
+              <w:spacing w:line="240" w:lineRule="auto" w:after="20"/>
               <w:ind w:firstLine="0"/>
               <w:jc w:val="left"/>
             </w:pPr>
             <w:r>
               <w:rPr>
-                <w:rFonts w:ascii="Times New Roman" w:hAnsi="Times New Roman"/>
-                <w:sz w:val="18"/>
+                <w:sz w:val="17"/>
               </w:rPr>
               <w:t xml:space="preserve">filtros o falta de sincronización</w:t>
             </w:r>
@@ -3276,14 +3173,13 @@
           <w:p>
             <w:pPr>
               <w:pStyle w:val="Compact"/>
-              <w:spacing w:line="240" w:lineRule="auto" w:after="0"/>
+              <w:spacing w:line="240" w:lineRule="auto" w:after="20"/>
               <w:ind w:firstLine="0"/>
               <w:jc w:val="left"/>
             </w:pPr>
             <w:r>
               <w:rPr>
-                <w:rFonts w:ascii="Times New Roman" w:hAnsi="Times New Roman"/>
-                <w:sz w:val="18"/>
+                <w:sz w:val="17"/>
               </w:rPr>
               <w:t xml:space="preserve">comprobar sede y refrescar</w:t>
             </w:r>
@@ -3294,14 +3190,13 @@
           <w:p>
             <w:pPr>
               <w:pStyle w:val="Compact"/>
-              <w:spacing w:line="240" w:lineRule="auto" w:after="0"/>
+              <w:spacing w:line="240" w:lineRule="auto" w:after="20"/>
               <w:ind w:firstLine="0"/>
               <w:jc w:val="left"/>
             </w:pPr>
             <w:r>
               <w:rPr>
-                <w:rFonts w:ascii="Times New Roman" w:hAnsi="Times New Roman"/>
-                <w:sz w:val="18"/>
+                <w:sz w:val="17"/>
               </w:rPr>
               <w:t xml:space="preserve">crear varios pedidos</w:t>
             </w:r>
@@ -3314,14 +3209,13 @@
           <w:p>
             <w:pPr>
               <w:pStyle w:val="Compact"/>
-              <w:spacing w:line="240" w:lineRule="auto" w:after="0"/>
+              <w:spacing w:line="240" w:lineRule="auto" w:after="20"/>
               <w:ind w:firstLine="0"/>
               <w:jc w:val="left"/>
             </w:pPr>
             <w:r>
               <w:rPr>
-                <w:rFonts w:ascii="Times New Roman" w:hAnsi="Times New Roman"/>
-                <w:sz w:val="18"/>
+                <w:sz w:val="17"/>
               </w:rPr>
               <w:t xml:space="preserve">Pago pendiente</w:t>
             </w:r>
@@ -3332,14 +3226,13 @@
           <w:p>
             <w:pPr>
               <w:pStyle w:val="Compact"/>
-              <w:spacing w:line="240" w:lineRule="auto" w:after="0"/>
+              <w:spacing w:line="240" w:lineRule="auto" w:after="20"/>
               <w:ind w:firstLine="0"/>
               <w:jc w:val="left"/>
             </w:pPr>
             <w:r>
               <w:rPr>
-                <w:rFonts w:ascii="Times New Roman" w:hAnsi="Times New Roman"/>
-                <w:sz w:val="18"/>
+                <w:sz w:val="17"/>
               </w:rPr>
               <w:t xml:space="preserve">confirmación externa no recibida</w:t>
             </w:r>
@@ -3350,14 +3243,13 @@
           <w:p>
             <w:pPr>
               <w:pStyle w:val="Compact"/>
-              <w:spacing w:line="240" w:lineRule="auto" w:after="0"/>
+              <w:spacing w:line="240" w:lineRule="auto" w:after="20"/>
               <w:ind w:firstLine="0"/>
               <w:jc w:val="left"/>
             </w:pPr>
             <w:r>
               <w:rPr>
-                <w:rFonts w:ascii="Times New Roman" w:hAnsi="Times New Roman"/>
-                <w:sz w:val="18"/>
+                <w:sz w:val="17"/>
               </w:rPr>
               <w:t xml:space="preserve">esperar consulta/sincronización, contactar caja</w:t>
             </w:r>
@@ -3368,14 +3260,13 @@
           <w:p>
             <w:pPr>
               <w:pStyle w:val="Compact"/>
-              <w:spacing w:line="240" w:lineRule="auto" w:after="0"/>
+              <w:spacing w:line="240" w:lineRule="auto" w:after="20"/>
               <w:ind w:firstLine="0"/>
               <w:jc w:val="left"/>
             </w:pPr>
             <w:r>
               <w:rPr>
-                <w:rFonts w:ascii="Times New Roman" w:hAnsi="Times New Roman"/>
-                <w:sz w:val="18"/>
+                <w:sz w:val="17"/>
               </w:rPr>
               <w:t xml:space="preserve">pagar repetidas veces</w:t>
             </w:r>
@@ -3388,14 +3279,13 @@
           <w:p>
             <w:pPr>
               <w:pStyle w:val="Compact"/>
-              <w:spacing w:line="240" w:lineRule="auto" w:after="0"/>
+              <w:spacing w:line="240" w:lineRule="auto" w:after="20"/>
               <w:ind w:firstLine="0"/>
               <w:jc w:val="left"/>
             </w:pPr>
             <w:r>
               <w:rPr>
-                <w:rFonts w:ascii="Times New Roman" w:hAnsi="Times New Roman"/>
-                <w:sz w:val="18"/>
+                <w:sz w:val="17"/>
               </w:rPr>
               <w:t xml:space="preserve">Producto no disponible</w:t>
             </w:r>
@@ -3406,14 +3296,13 @@
           <w:p>
             <w:pPr>
               <w:pStyle w:val="Compact"/>
-              <w:spacing w:line="240" w:lineRule="auto" w:after="0"/>
+              <w:spacing w:line="240" w:lineRule="auto" w:after="20"/>
               <w:ind w:firstLine="0"/>
               <w:jc w:val="left"/>
             </w:pPr>
             <w:r>
               <w:rPr>
-                <w:rFonts w:ascii="Times New Roman" w:hAnsi="Times New Roman"/>
-                <w:sz w:val="18"/>
+                <w:sz w:val="17"/>
               </w:rPr>
               <w:t xml:space="preserve">catálogo cambió</w:t>
             </w:r>
@@ -3424,14 +3313,13 @@
           <w:p>
             <w:pPr>
               <w:pStyle w:val="Compact"/>
-              <w:spacing w:line="240" w:lineRule="auto" w:after="0"/>
+              <w:spacing w:line="240" w:lineRule="auto" w:after="20"/>
               <w:ind w:firstLine="0"/>
               <w:jc w:val="left"/>
             </w:pPr>
             <w:r>
               <w:rPr>
-                <w:rFonts w:ascii="Times New Roman" w:hAnsi="Times New Roman"/>
-                <w:sz w:val="18"/>
+                <w:sz w:val="17"/>
               </w:rPr>
               <w:t xml:space="preserve">seleccionar alternativa</w:t>
             </w:r>
@@ -3442,14 +3330,13 @@
           <w:p>
             <w:pPr>
               <w:pStyle w:val="Compact"/>
-              <w:spacing w:line="240" w:lineRule="auto" w:after="0"/>
+              <w:spacing w:line="240" w:lineRule="auto" w:after="20"/>
               <w:ind w:firstLine="0"/>
               <w:jc w:val="left"/>
             </w:pPr>
             <w:r>
               <w:rPr>
-                <w:rFonts w:ascii="Times New Roman" w:hAnsi="Times New Roman"/>
-                <w:sz w:val="18"/>
+                <w:sz w:val="17"/>
               </w:rPr>
               <w:t xml:space="preserve">forzar petición manual</w:t>
             </w:r>
@@ -3462,14 +3349,13 @@
           <w:p>
             <w:pPr>
               <w:pStyle w:val="Compact"/>
-              <w:spacing w:line="240" w:lineRule="auto" w:after="0"/>
+              <w:spacing w:line="240" w:lineRule="auto" w:after="20"/>
               <w:ind w:firstLine="0"/>
               <w:jc w:val="left"/>
             </w:pPr>
             <w:r>
               <w:rPr>
-                <w:rFonts w:ascii="Times New Roman" w:hAnsi="Times New Roman"/>
-                <w:sz w:val="18"/>
+                <w:sz w:val="17"/>
               </w:rPr>
               <w:t xml:space="preserve">Notificación tardía</w:t>
             </w:r>
@@ -3480,14 +3366,13 @@
           <w:p>
             <w:pPr>
               <w:pStyle w:val="Compact"/>
-              <w:spacing w:line="240" w:lineRule="auto" w:after="0"/>
+              <w:spacing w:line="240" w:lineRule="auto" w:after="20"/>
               <w:ind w:firstLine="0"/>
               <w:jc w:val="left"/>
             </w:pPr>
             <w:r>
               <w:rPr>
-                <w:rFonts w:ascii="Times New Roman" w:hAnsi="Times New Roman"/>
-                <w:sz w:val="18"/>
+                <w:sz w:val="17"/>
               </w:rPr>
               <w:t xml:space="preserve">conexión SignalR interrumpida</w:t>
             </w:r>
@@ -3498,14 +3383,13 @@
           <w:p>
             <w:pPr>
               <w:pStyle w:val="Compact"/>
-              <w:spacing w:line="240" w:lineRule="auto" w:after="0"/>
+              <w:spacing w:line="240" w:lineRule="auto" w:after="20"/>
               <w:ind w:firstLine="0"/>
               <w:jc w:val="left"/>
             </w:pPr>
             <w:r>
               <w:rPr>
-                <w:rFonts w:ascii="Times New Roman" w:hAnsi="Times New Roman"/>
-                <w:sz w:val="18"/>
+                <w:sz w:val="17"/>
               </w:rPr>
               <w:t xml:space="preserve">recargar estado desde consulta</w:t>
             </w:r>
@@ -3516,14 +3400,13 @@
           <w:p>
             <w:pPr>
               <w:pStyle w:val="Compact"/>
-              <w:spacing w:line="240" w:lineRule="auto" w:after="0"/>
+              <w:spacing w:line="240" w:lineRule="auto" w:after="20"/>
               <w:ind w:firstLine="0"/>
               <w:jc w:val="left"/>
             </w:pPr>
             <w:r>
               <w:rPr>
-                <w:rFonts w:ascii="Times New Roman" w:hAnsi="Times New Roman"/>
-                <w:sz w:val="18"/>
+                <w:sz w:val="17"/>
               </w:rPr>
               <w:t xml:space="preserve">asumir que no existió operación</w:t>
             </w:r>
@@ -3536,14 +3419,13 @@
           <w:p>
             <w:pPr>
               <w:pStyle w:val="Compact"/>
-              <w:spacing w:line="240" w:lineRule="auto" w:after="0"/>
+              <w:spacing w:line="240" w:lineRule="auto" w:after="20"/>
               <w:ind w:firstLine="0"/>
               <w:jc w:val="left"/>
             </w:pPr>
             <w:r>
               <w:rPr>
-                <w:rFonts w:ascii="Times New Roman" w:hAnsi="Times New Roman"/>
-                <w:sz w:val="18"/>
+                <w:sz w:val="17"/>
               </w:rPr>
               <w:t xml:space="preserve">Dirección inválida</w:t>
             </w:r>
@@ -3554,14 +3436,13 @@
           <w:p>
             <w:pPr>
               <w:pStyle w:val="Compact"/>
-              <w:spacing w:line="240" w:lineRule="auto" w:after="0"/>
+              <w:spacing w:line="240" w:lineRule="auto" w:after="20"/>
               <w:ind w:firstLine="0"/>
               <w:jc w:val="left"/>
             </w:pPr>
             <w:r>
               <w:rPr>
-                <w:rFonts w:ascii="Times New Roman" w:hAnsi="Times New Roman"/>
-                <w:sz w:val="18"/>
+                <w:sz w:val="17"/>
               </w:rPr>
               <w:t xml:space="preserve">error de geocodificación</w:t>
             </w:r>
@@ -3572,14 +3453,13 @@
           <w:p>
             <w:pPr>
               <w:pStyle w:val="Compact"/>
-              <w:spacing w:line="240" w:lineRule="auto" w:after="0"/>
+              <w:spacing w:line="240" w:lineRule="auto" w:after="20"/>
               <w:ind w:firstLine="0"/>
               <w:jc w:val="left"/>
             </w:pPr>
             <w:r>
               <w:rPr>
-                <w:rFonts w:ascii="Times New Roman" w:hAnsi="Times New Roman"/>
-                <w:sz w:val="18"/>
+                <w:sz w:val="17"/>
               </w:rPr>
               <w:t xml:space="preserve">corregir campos y ubicación</w:t>
             </w:r>
@@ -3590,14 +3470,13 @@
           <w:p>
             <w:pPr>
               <w:pStyle w:val="Compact"/>
-              <w:spacing w:line="240" w:lineRule="auto" w:after="0"/>
+              <w:spacing w:line="240" w:lineRule="auto" w:after="20"/>
               <w:ind w:firstLine="0"/>
               <w:jc w:val="left"/>
             </w:pPr>
             <w:r>
               <w:rPr>
-                <w:rFonts w:ascii="Times New Roman" w:hAnsi="Times New Roman"/>
-                <w:sz w:val="18"/>
+                <w:sz w:val="17"/>
               </w:rPr>
               <w:t xml:space="preserve">revelar localización en grupo</w:t>
             </w:r>
@@ -3611,20 +3490,16 @@
       <w:pPr>
         <w:pStyle w:val="Heading2"/>
         <w:keepNext/>
-        <w:ind w:firstLine="0"/>
-      </w:pPr>
-      <w:r>
-        <w:rPr>
-          <w:color w:val="000000"/>
-        </w:rPr>
+        <w:spacing w:line="264" w:lineRule="auto"/>
+      </w:pPr>
+      <w:r>
         <w:t xml:space="preserve">10. Buenas prácticas y protección de información</w:t>
       </w:r>
     </w:p>
     <w:p>
       <w:pPr>
         <w:pStyle w:val="FirstParagraph"/>
-        <w:spacing w:line="480" w:lineRule="auto" w:after="0"/>
-        <w:ind w:firstLine="720"/>
+        <w:spacing w:line="396" w:lineRule="auto" w:after="100"/>
       </w:pPr>
       <w:r>
         <w:t xml:space="preserve">Cierre sesión en dispositivos compartidos. No fotografíe claves, códigos de recuperación ni tarjetas. Evite comunicar información de pedidos ajenos. En caso de error en cobros, nunca realice una segunda transacción sin comprobar primero si la anterior fue contabilizada. Repartidores solo deben usar las direcciones necesarias durante la entrega. Personal de caja no debe modificar estados financieros por fuera de procesos autorizados. Reporte incidentes con una referencia no sensible, horario aproximado, módulo y mensaje, sin compartir datos de tarjeta o contraseña.</w:t>
@@ -3636,20 +3511,16 @@
       <w:pPr>
         <w:pStyle w:val="Heading2"/>
         <w:keepNext/>
-        <w:ind w:firstLine="0"/>
-      </w:pPr>
-      <w:r>
-        <w:rPr>
-          <w:color w:val="000000"/>
-        </w:rPr>
+        <w:spacing w:line="264" w:lineRule="auto"/>
+      </w:pPr>
+      <w:r>
         <w:t xml:space="preserve">11. Guion de capacitación y aceptación</w:t>
       </w:r>
     </w:p>
     <w:p>
       <w:pPr>
         <w:pStyle w:val="FirstParagraph"/>
-        <w:spacing w:line="480" w:lineRule="auto" w:after="0"/>
-        <w:ind w:firstLine="720"/>
+        <w:spacing w:line="396" w:lineRule="auto" w:after="100"/>
       </w:pPr>
       <w:r>
         <w:rPr>
@@ -3668,8 +3539,7 @@
     <w:p>
       <w:pPr>
         <w:pStyle w:val="BodyText"/>
-        <w:spacing w:line="480" w:lineRule="auto" w:after="0"/>
-        <w:ind w:firstLine="720"/>
+        <w:spacing w:line="396" w:lineRule="auto" w:after="100"/>
       </w:pPr>
       <w:r>
         <w:rPr>
@@ -3688,8 +3558,7 @@
     <w:p>
       <w:pPr>
         <w:pStyle w:val="BodyText"/>
-        <w:spacing w:line="480" w:lineRule="auto" w:after="0"/>
-        <w:ind w:firstLine="720"/>
+        <w:spacing w:line="396" w:lineRule="auto" w:after="100"/>
       </w:pPr>
       <w:r>
         <w:rPr>
@@ -3708,8 +3577,7 @@
     <w:p>
       <w:pPr>
         <w:pStyle w:val="BodyText"/>
-        <w:spacing w:line="480" w:lineRule="auto" w:after="0"/>
-        <w:ind w:firstLine="720"/>
+        <w:spacing w:line="396" w:lineRule="auto" w:after="100"/>
       </w:pPr>
       <w:r>
         <w:rPr>
@@ -3728,8 +3596,7 @@
     <w:p>
       <w:pPr>
         <w:pStyle w:val="BodyText"/>
-        <w:spacing w:line="480" w:lineRule="auto" w:after="0"/>
-        <w:ind w:firstLine="720"/>
+        <w:spacing w:line="396" w:lineRule="auto" w:after="100"/>
       </w:pPr>
       <w:r>
         <w:rPr>
@@ -3748,8 +3615,7 @@
     <w:p>
       <w:pPr>
         <w:pStyle w:val="BodyText"/>
-        <w:spacing w:line="480" w:lineRule="auto" w:after="0"/>
-        <w:ind w:firstLine="720"/>
+        <w:spacing w:line="396" w:lineRule="auto" w:after="100"/>
       </w:pPr>
       <w:r>
         <w:rPr>
@@ -3771,12 +3637,9 @@
       <w:pPr>
         <w:pStyle w:val="Heading2"/>
         <w:keepNext/>
-        <w:ind w:firstLine="0"/>
-      </w:pPr>
-      <w:r>
-        <w:rPr>
-          <w:color w:val="000000"/>
-        </w:rPr>
+        <w:spacing w:line="264" w:lineRule="auto"/>
+      </w:pPr>
+      <w:r>
         <w:t xml:space="preserve">Fuentes primarias de implementación</w:t>
       </w:r>
     </w:p>
@@ -3787,6 +3650,7 @@
           <w:ilvl w:val="0"/>
           <w:numId w:val="1001"/>
         </w:numPr>
+        <w:spacing w:line="396" w:lineRule="auto" w:after="100"/>
       </w:pPr>
       <w:r>
         <w:t xml:space="preserve">API: https://github.com/yersonct/SaborExpressBack/tree/main</w:t>
@@ -3799,6 +3663,7 @@
           <w:ilvl w:val="0"/>
           <w:numId w:val="1001"/>
         </w:numPr>
+        <w:spacing w:line="396" w:lineRule="auto" w:after="100"/>
       </w:pPr>
       <w:r>
         <w:t xml:space="preserve">Web: https://github.com/yersonct/SaborExpressWeb/tree/main</w:t>
@@ -3811,6 +3676,7 @@
           <w:ilvl w:val="0"/>
           <w:numId w:val="1001"/>
         </w:numPr>
+        <w:spacing w:line="396" w:lineRule="auto" w:after="100"/>
       </w:pPr>
       <w:r>
         <w:t xml:space="preserve">Móvil: https://github.com/yersonct/SaborExpressMovil/tree/main</w:t>
@@ -3823,6 +3689,7 @@
           <w:ilvl w:val="0"/>
           <w:numId w:val="1001"/>
         </w:numPr>
+        <w:spacing w:line="396" w:lineRule="auto" w:after="100"/>
       </w:pPr>
       <w:r>
         <w:t xml:space="preserve">Referencia de presentación: https://github.com/jsgh1/SRD-v1/tree/dev/docs/docs-SRD</w:t>
@@ -3831,8 +3698,7 @@
     <w:p>
       <w:pPr>
         <w:pStyle w:val="FirstParagraph"/>
-        <w:spacing w:line="480" w:lineRule="auto" w:after="0"/>
-        <w:ind w:firstLine="720"/>
+        <w:spacing w:line="396" w:lineRule="auto" w:after="100"/>
       </w:pPr>
       <w:r>
         <w:rPr>
@@ -3849,10 +3715,215 @@
       </w:r>
     </w:p>
     <w:bookmarkEnd w:id="49"/>
+    <w:bookmarkStart w:id="50" w:name="X18a76f1d98eae4eb6355f0d7b38e94f131c41ef"/>
+    <w:p>
+      <w:pPr>
+        <w:pStyle w:val="Heading2"/>
+        <w:keepNext/>
+        <w:spacing w:line="264" w:lineRule="auto"/>
+      </w:pPr>
+      <w:r>
+        <w:t xml:space="preserve">13. Guía de tareas por perfil y controles de errores</w:t>
+      </w:r>
+    </w:p>
+    <w:p>
+      <w:pPr>
+        <w:pStyle w:val="FirstParagraph"/>
+        <w:spacing w:line="396" w:lineRule="auto" w:after="100"/>
+      </w:pPr>
+      <w:r>
+        <w:rPr>
+          <w:b/>
+          <w:bCs/>
+        </w:rPr>
+        <w:t xml:space="preserve">Cliente:</w:t>
+      </w:r>
+      <w:r>
+        <w:t xml:space="preserve"> </w:t>
+      </w:r>
+      <w:r>
+        <w:t xml:space="preserve">entrar al catálogo, escoger sede, revisar productos y precios, confirmar unidades y tipo de pedido, revisar dirección de entrega si procede, consultar el importe antes de confirmar y esperar respuesta con identificador. Si se presenta fallo de red, consultar historial antes de intentar otra compra para no crear duplicados. Para pago Wompi, no compartir claves ni repetir el enlace indiscriminadamente; la confirmación de la pasarela debe reflejarse en el estado que entrega el sistema.</w:t>
+      </w:r>
+    </w:p>
+    <w:p>
+      <w:pPr>
+        <w:pStyle w:val="BodyText"/>
+        <w:spacing w:line="396" w:lineRule="auto" w:after="100"/>
+      </w:pPr>
+      <w:r>
+        <w:rPr>
+          <w:b/>
+          <w:bCs/>
+        </w:rPr>
+        <w:t xml:space="preserve">Cajero:</w:t>
+      </w:r>
+      <w:r>
+        <w:t xml:space="preserve"> </w:t>
+      </w:r>
+      <w:r>
+        <w:t xml:space="preserve">iniciar sesión y comprobar turno vigente cuando corresponda, consultar pedidos activos, registrar cobro permitido, verificar estado y comprobante, no marcar manualmente como pagado un pedido con intento Wompi pendiente y revisar resumen de turno. Ante pago dudoso, escalar a gerente, no alterar valores en el cliente.</w:t>
+      </w:r>
+    </w:p>
+    <w:p>
+      <w:pPr>
+        <w:pStyle w:val="BodyText"/>
+        <w:spacing w:line="396" w:lineRule="auto" w:after="100"/>
+      </w:pPr>
+      <w:r>
+        <w:rPr>
+          <w:b/>
+          <w:bCs/>
+        </w:rPr>
+        <w:t xml:space="preserve">Cocina:</w:t>
+      </w:r>
+      <w:r>
+        <w:t xml:space="preserve"> </w:t>
+      </w:r>
+      <w:r>
+        <w:t xml:space="preserve">visualizar tablero asociado a sede, seleccionar pedido, comprobar estado de detalle, registrar preparación según permisos y revisar que no existan duplicados del mismo pedido. Ante una desconexión, reabrir estado persistente antes de repetir una acción.</w:t>
+      </w:r>
+    </w:p>
+    <w:p>
+      <w:pPr>
+        <w:pStyle w:val="BodyText"/>
+        <w:spacing w:line="396" w:lineRule="auto" w:after="100"/>
+      </w:pPr>
+      <w:r>
+        <w:rPr>
+          <w:b/>
+          <w:bCs/>
+        </w:rPr>
+        <w:t xml:space="preserve">Repartidor:</w:t>
+      </w:r>
+      <w:r>
+        <w:t xml:space="preserve"> </w:t>
+      </w:r>
+      <w:r>
+        <w:t xml:space="preserve">consultar asignaciones visibles, confirmar dirección autorizada, actualizar únicamente entregas propias, respetar los estados disponibles y solicitar apoyo si la información de pedido no coincide con la asignación. La ubicación, cuando se utilice, se trata conforme a la política de privacidad de la institución.</w:t>
+      </w:r>
+    </w:p>
+    <w:p>
+      <w:pPr>
+        <w:pStyle w:val="BodyText"/>
+        <w:spacing w:line="396" w:lineRule="auto" w:after="100"/>
+      </w:pPr>
+      <w:r>
+        <w:rPr>
+          <w:b/>
+          <w:bCs/>
+        </w:rPr>
+        <w:t xml:space="preserve">Gerente/administrador:</w:t>
+      </w:r>
+      <w:r>
+        <w:t xml:space="preserve"> </w:t>
+      </w:r>
+      <w:r>
+        <w:t xml:space="preserve">ingresar al panel web, administrar sedes, productos y empleados según rol, aplicar cambios fuera de horarios críticos, revisar avisos de cambios y garantizar que los permisos concedidos sean mínimos. No registrar datos personales de producción durante demostraciones.</w:t>
+      </w:r>
+    </w:p>
     <w:bookmarkEnd w:id="50"/>
+    <w:bookmarkStart w:id="54" w:name="mapa-visual-de-tareas"/>
+    <w:p>
+      <w:pPr>
+        <w:pStyle w:val="Heading2"/>
+        <w:keepNext/>
+        <w:spacing w:line="264" w:lineRule="auto"/>
+      </w:pPr>
+      <w:r>
+        <w:t xml:space="preserve">14. Mapa visual de tareas</w:t>
+      </w:r>
+    </w:p>
+    <w:p>
+      <w:pPr>
+        <w:pStyle w:val="CaptionedFigure"/>
+        <w:spacing w:line="396" w:lineRule="auto" w:after="100"/>
+      </w:pPr>
+      <w:r>
+        <w:drawing>
+          <wp:inline>
+            <wp:extent cx="5943600" cy="5559788"/>
+            <wp:effectExtent b="0" l="0" r="0" t="0"/>
+            <wp:docPr descr="08_CASOS_USO" title="" id="52" name="Picture"/>
+            <a:graphic>
+              <a:graphicData uri="http://schemas.openxmlformats.org/drawingml/2006/picture">
+                <pic:pic>
+                  <pic:nvPicPr>
+                    <pic:cNvPr descr="recursos/08_CASOS_USO.png" id="53" name="Picture"/>
+                    <pic:cNvPicPr>
+                      <a:picLocks noChangeArrowheads="1" noChangeAspect="1"/>
+                    </pic:cNvPicPr>
+                  </pic:nvPicPr>
+                  <pic:blipFill>
+                    <a:blip r:embed="rId51"/>
+                    <a:stretch>
+                      <a:fillRect/>
+                    </a:stretch>
+                  </pic:blipFill>
+                  <pic:spPr bwMode="auto">
+                    <a:xfrm>
+                      <a:off x="0" y="0"/>
+                      <a:ext cx="5943600" cy="5559788"/>
+                    </a:xfrm>
+                    <a:prstGeom prst="rect">
+                      <a:avLst/>
+                    </a:prstGeom>
+                    <a:noFill/>
+                    <a:ln w="9525">
+                      <a:noFill/>
+                      <a:headEnd/>
+                      <a:tailEnd/>
+                    </a:ln>
+                  </pic:spPr>
+                </pic:pic>
+              </a:graphicData>
+            </a:graphic>
+          </wp:inline>
+        </w:drawing>
+      </w:r>
+    </w:p>
+    <w:p>
+      <w:pPr>
+        <w:pStyle w:val="ImageCaption"/>
+        <w:spacing w:line="396" w:lineRule="auto" w:after="100"/>
+      </w:pPr>
+      <w:r>
+        <w:t xml:space="preserve">08_CASOS_USO</w:t>
+      </w:r>
+    </w:p>
+    <w:p>
+      <w:pPr>
+        <w:pStyle w:val="BodyText"/>
+        <w:spacing w:line="396" w:lineRule="auto" w:after="100"/>
+      </w:pPr>
+      <w:r>
+        <w:rPr>
+          <w:i/>
+          <w:iCs/>
+        </w:rPr>
+        <w:t xml:space="preserve">Nota. Elaboración para el estudio de caso SaborExpress; las figuras no certifican operaciones desplegadas.</w:t>
+      </w:r>
+      <w:r>
+        <w:t xml:space="preserve"> </w:t>
+      </w:r>
+      <w:r>
+        <w:t xml:space="preserve">## 15. Guía de accesibilidad y ayuda</w:t>
+      </w:r>
+    </w:p>
+    <w:p>
+      <w:pPr>
+        <w:pStyle w:val="BodyText"/>
+        <w:spacing w:line="396" w:lineRule="auto" w:after="100"/>
+      </w:pPr>
+      <w:r>
+        <w:t xml:space="preserve">En tareas importantes, presentar mensajes claros y recuperables, evitar depender exclusivamente de color, confirmar acciones irreversibles, disponer navegación táctil accesible y mantener tamaño de texto apropiado. La guía describe el comportamiento deseado de la interfaz; se requiere contraste con pantallas reales para afirmar que cada criterio se cumple.</w:t>
+      </w:r>
+    </w:p>
+    <w:bookmarkEnd w:id="54"/>
+    <w:bookmarkEnd w:id="55"/>
     <w:sectPr>
-      <w:headerReference r:id="rId9" w:type="default"/>
-      <w:pgMar w:bottom="1440" w:left="1440" w:right="1440" w:top="1440"/>
+      <w:footerReference w:type="default" r:id="rId10"/>
+      <w:pgSz w:h="15840" w:w="12240"/>
+      <w:pgMar w:bottom="1440" w:left="1440" w:right="1440" w:top="1440" w:header="691" w:footer="720"/>
     </w:sectPr>
   </w:body>
 </w:document>
@@ -3862,6 +3933,24 @@
 <w:comments xmlns:w="http://schemas.openxmlformats.org/wordprocessingml/2006/main" xmlns:m="http://schemas.openxmlformats.org/officeDocument/2006/math" xmlns:r="http://schemas.openxmlformats.org/officeDocument/2006/relationships" xmlns:o="urn:schemas-microsoft-com:office:office" xmlns:v="urn:schemas-microsoft-com:vml" xmlns:w10="urn:schemas-microsoft-com:office:word" xmlns:a="http://schemas.openxmlformats.org/drawingml/2006/main" xmlns:pic="http://schemas.openxmlformats.org/drawingml/2006/picture" xmlns:wp="http://schemas.openxmlformats.org/drawingml/2006/wordprocessingDrawing"/>
 </file>
 
+<file path=word/footer1.xml><?xml version="1.0" encoding="utf-8"?>
+<w:ftr xmlns:m="http://schemas.openxmlformats.org/officeDocument/2006/math" xmlns:mc="http://schemas.openxmlformats.org/markup-compatibility/2006" xmlns:mo="http://schemas.microsoft.com/office/mac/office/2008/main" xmlns:mv="urn:schemas-microsoft-com:mac:vml" xmlns:o="urn:schemas-microsoft-com:office:office" xmlns:r="http://schemas.openxmlformats.org/officeDocument/2006/relationships" xmlns:v="urn:schemas-microsoft-com:vml" xmlns:w10="urn:schemas-microsoft-com:office:word" xmlns:w14="http://schemas.microsoft.com/office/word/2010/wordml" xmlns:w="http://schemas.openxmlformats.org/wordprocessingml/2006/main" xmlns:wne="http://schemas.microsoft.com/office/word/2006/wordml" xmlns:wp14="http://schemas.microsoft.com/office/word/2010/wordprocessingDrawing" xmlns:wp="http://schemas.openxmlformats.org/drawingml/2006/wordprocessingDrawing" xmlns:wpc="http://schemas.microsoft.com/office/word/2010/wordprocessingCanvas" xmlns:wpg="http://schemas.microsoft.com/office/word/2010/wordprocessingGroup" xmlns:wpi="http://schemas.microsoft.com/office/word/2010/wordprocessingInk" xmlns:wps="http://schemas.microsoft.com/office/word/2010/wordprocessingShape" mc:Ignorable="w14 wp14">
+  <w:p>
+    <w:pPr>
+      <w:pStyle w:val="Footer"/>
+      <w:jc w:val="right"/>
+    </w:pPr>
+    <w:r>
+      <w:rPr>
+        <w:sz w:val="16"/>
+      </w:rPr>
+      <w:t xml:space="preserve">SaborExpress | Yerson Stiven Cuellar Rubiano | Ficha 3145555 | Página </w:t>
+    </w:r>
+    <w:fldSimple w:instr="PAGE"/>
+  </w:p>
+</w:ftr>
+</file>
+
 <file path=word/footnotes.xml><?xml version="1.0" encoding="utf-8"?>
 <w:footnotes xmlns:w="http://schemas.openxmlformats.org/wordprocessingml/2006/main" xmlns:m="http://schemas.openxmlformats.org/officeDocument/2006/math" xmlns:r="http://schemas.openxmlformats.org/officeDocument/2006/relationships" xmlns:o="urn:schemas-microsoft-com:office:office" xmlns:v="urn:schemas-microsoft-com:vml" xmlns:w10="urn:schemas-microsoft-com:office:word" xmlns:a="http://schemas.openxmlformats.org/drawingml/2006/main" xmlns:pic="http://schemas.openxmlformats.org/drawingml/2006/picture" xmlns:wp="http://schemas.openxmlformats.org/drawingml/2006/wordprocessingDrawing">
   <w:footnote w:type="continuationSeparator" w:id="0">
@@ -3879,18 +3968,6 @@
     </w:p>
   </w:footnote>
 </w:footnotes>
-</file>
-
-<file path=word/header1.xml><?xml version="1.0" encoding="utf-8"?>
-<w:hdr xmlns:m="http://schemas.openxmlformats.org/officeDocument/2006/math" xmlns:mc="http://schemas.openxmlformats.org/markup-compatibility/2006" xmlns:mo="http://schemas.microsoft.com/office/mac/office/2008/main" xmlns:mv="urn:schemas-microsoft-com:mac:vml" xmlns:o="urn:schemas-microsoft-com:office:office" xmlns:r="http://schemas.openxmlformats.org/officeDocument/2006/relationships" xmlns:v="urn:schemas-microsoft-com:vml" xmlns:w10="urn:schemas-microsoft-com:office:word" xmlns:w14="http://schemas.microsoft.com/office/word/2010/wordml" xmlns:w="http://schemas.openxmlformats.org/wordprocessingml/2006/main" xmlns:wne="http://schemas.microsoft.com/office/word/2006/wordml" xmlns:wp14="http://schemas.microsoft.com/office/word/2010/wordprocessingDrawing" xmlns:wp="http://schemas.openxmlformats.org/drawingml/2006/wordprocessingDrawing" xmlns:wpc="http://schemas.microsoft.com/office/word/2010/wordprocessingCanvas" xmlns:wpg="http://schemas.microsoft.com/office/word/2010/wordprocessingGroup" xmlns:wpi="http://schemas.microsoft.com/office/word/2010/wordprocessingInk" xmlns:wps="http://schemas.microsoft.com/office/word/2010/wordprocessingShape" mc:Ignorable="w14 wp14">
-  <w:p>
-    <w:pPr>
-      <w:pStyle w:val="Header"/>
-      <w:jc w:val="right"/>
-    </w:pPr>
-    <w:fldSimple w:instr="PAGE"/>
-  </w:p>
-</w:hdr>
 </file>
 
 <file path=word/numbering.xml><?xml version="1.0" encoding="utf-8"?>
@@ -4078,12 +4155,11 @@
     <w:name w:val="Normal"/>
     <w:qFormat/>
     <w:pPr>
-      <w:spacing w:after="0" w:line="480" w:lineRule="auto"/>
-      <w:ind w:firstLine="720"/>
+      <w:spacing w:after="60" w:line="360" w:lineRule="auto"/>
     </w:pPr>
     <w:rPr>
       <w:rFonts w:ascii="Times New Roman" w:hAnsi="Times New Roman"/>
-      <w:color w:val="000000"/>
+      <w:color w:val="191E28"/>
       <w:sz w:val="24"/>
     </w:rPr>
   </w:style>
@@ -4093,27 +4169,35 @@
     <w:link w:val="BodyTextChar"/>
     <w:qFormat/>
     <w:pPr>
-      <w:spacing w:after="180" w:before="180"/>
+      <w:spacing w:after="60" w:before="180" w:line="360" w:lineRule="auto"/>
     </w:pPr>
+    <w:rPr>
+      <w:rFonts w:ascii="Times New Roman" w:hAnsi="Times New Roman"/>
+      <w:color w:val="191E28"/>
+      <w:sz w:val="24"/>
+    </w:rPr>
   </w:style>
   <w:style w:customStyle="1" w:styleId="FirstParagraph" w:type="paragraph">
     <w:name w:val="First Paragraph"/>
     <w:basedOn w:val="BodyText"/>
     <w:next w:val="BodyText"/>
     <w:qFormat/>
+    <w:pPr>
+      <w:spacing w:after="60" w:line="360" w:lineRule="auto"/>
+    </w:pPr>
+    <w:rPr>
+      <w:rFonts w:ascii="Times New Roman" w:hAnsi="Times New Roman"/>
+      <w:color w:val="191E28"/>
+      <w:sz w:val="24"/>
+    </w:rPr>
   </w:style>
   <w:style w:customStyle="1" w:styleId="Compact" w:type="paragraph">
     <w:name w:val="Compact"/>
     <w:basedOn w:val="BodyText"/>
     <w:qFormat/>
     <w:pPr>
-      <w:spacing w:after="0" w:before="36" w:line="240" w:lineRule="auto"/>
-      <w:ind w:firstLine="0"/>
+      <w:spacing w:after="36" w:before="36"/>
     </w:pPr>
-    <w:rPr>
-      <w:rFonts w:ascii="Times New Roman" w:hAnsi="Times New Roman"/>
-      <w:sz w:val="20"/>
-    </w:rPr>
   </w:style>
   <w:style w:styleId="Title" w:type="paragraph">
     <w:name w:val="Title"/>
@@ -4123,16 +4207,15 @@
     <w:pPr>
       <w:keepNext/>
       <w:keepLines/>
-      <w:spacing w:after="40" w:before="120" w:line="480" w:lineRule="auto"/>
-      <w:ind w:firstLine="0"/>
+      <w:spacing w:after="240" w:before="480"/>
       <w:jc w:val="center"/>
     </w:pPr>
     <w:rPr>
-      <w:rFonts w:ascii="Times New Roman" w:asciiTheme="majorHAnsi" w:cstheme="majorBidi" w:eastAsiaTheme="majorEastAsia" w:hAnsi="Times New Roman" w:hAnsiTheme="majorHAnsi"/>
+      <w:rFonts w:asciiTheme="majorHAnsi" w:cstheme="majorBidi" w:eastAsiaTheme="majorEastAsia" w:hAnsiTheme="majorHAnsi"/>
       <w:b/>
       <w:bCs/>
-      <w:color w:val="000000"/>
-      <w:sz w:val="24"/>
+      <w:color w:themeColor="accent1" w:themeShade="B5" w:val="345A8A"/>
+      <w:sz w:val="36"/>
       <w:szCs w:val="36"/>
     </w:rPr>
   </w:style>
@@ -4229,7 +4312,7 @@
       <w:rFonts w:asciiTheme="majorHAnsi" w:cstheme="majorBidi" w:eastAsiaTheme="majorEastAsia" w:hAnsiTheme="majorHAnsi"/>
       <w:b/>
       <w:bCs/>
-      <w:color w:val="000000"/>
+      <w:color w:themeColor="accent1" w:val="4F81BD"/>
       <w:sz w:val="32"/>
       <w:szCs w:val="32"/>
     </w:rPr>
@@ -4251,7 +4334,7 @@
       <w:rFonts w:asciiTheme="majorHAnsi" w:cstheme="majorBidi" w:eastAsiaTheme="majorEastAsia" w:hAnsiTheme="majorHAnsi"/>
       <w:b/>
       <w:bCs/>
-      <w:color w:val="000000"/>
+      <w:color w:themeColor="accent1" w:val="4F81BD"/>
       <w:sz w:val="28"/>
       <w:szCs w:val="28"/>
     </w:rPr>
@@ -4273,7 +4356,7 @@
       <w:rFonts w:asciiTheme="majorHAnsi" w:cstheme="majorBidi" w:eastAsiaTheme="majorEastAsia" w:hAnsiTheme="majorHAnsi"/>
       <w:b/>
       <w:bCs/>
-      <w:color w:val="000000"/>
+      <w:color w:themeColor="accent1" w:val="4F81BD"/>
       <w:sz w:val="24"/>
       <w:szCs w:val="24"/>
     </w:rPr>
@@ -4446,7 +4529,7 @@
     <w:qFormat/>
     <w:rPr>
       <w:rFonts w:ascii="Times New Roman" w:hAnsi="Times New Roman"/>
-      <w:sz w:val="18"/>
+      <w:sz w:val="20"/>
     </w:rPr>
     <w:tblPr>
       <w:tblInd w:type="dxa" w:w="0"/>
